--- a/AiSD/lab4/lab4.docx
+++ b/AiSD/lab4/lab4.docx
@@ -1392,7 +1392,7 @@
           <w:sz w:val="28"/>
           <w:szCs w:val="28"/>
         </w:rPr>
-        <w:t>1</w:t>
+        <w:t>0</w:t>
       </w:r>
       <w:r>
         <w:rPr>
@@ -5447,7 +5447,7 @@
           <w:sz w:val="24"/>
           <w:szCs w:val="24"/>
         </w:rPr>
-        <w:t>2</w:t>
+        <w:t>1</w:t>
       </w:r>
       <w:r>
         <w:rPr>
@@ -21284,15 +21284,122 @@
     </w:p>
     <w:p>
       <w:pPr>
+        <w:spacing w:after="120"/>
+        <w:ind w:left="720"/>
+        <w:jc w:val="both"/>
+        <w:rPr>
+          <w:rFonts w:ascii="Times New Roman" w:hAnsi="Times New Roman" w:cs="Times New Roman"/>
+          <w:sz w:val="28"/>
+          <w:szCs w:val="28"/>
+        </w:rPr>
+      </w:pPr>
+    </w:p>
+    <w:p>
+      <w:pPr>
         <w:keepNext/>
         <w:spacing w:after="120"/>
+        <w:ind w:left="720"/>
+        <w:jc w:val="both"/>
+      </w:pPr>
+      <w:r>
+        <w:drawing>
+          <wp:inline distT="0" distB="0" distL="0" distR="0" wp14:anchorId="639BF094" wp14:editId="706946E3">
+            <wp:extent cx="5753903" cy="3248478"/>
+            <wp:effectExtent l="0" t="0" r="0" b="9525"/>
+            <wp:docPr id="1" name="Рисунок 1"/>
+            <wp:cNvGraphicFramePr>
+              <a:graphicFrameLocks xmlns:a="http://schemas.openxmlformats.org/drawingml/2006/main" noChangeAspect="1"/>
+            </wp:cNvGraphicFramePr>
+            <a:graphic xmlns:a="http://schemas.openxmlformats.org/drawingml/2006/main">
+              <a:graphicData uri="http://schemas.openxmlformats.org/drawingml/2006/picture">
+                <pic:pic xmlns:pic="http://schemas.openxmlformats.org/drawingml/2006/picture">
+                  <pic:nvPicPr>
+                    <pic:cNvPr id="1" name=""/>
+                    <pic:cNvPicPr/>
+                  </pic:nvPicPr>
+                  <pic:blipFill>
+                    <a:blip r:embed="rId25"/>
+                    <a:stretch>
+                      <a:fillRect/>
+                    </a:stretch>
+                  </pic:blipFill>
+                  <pic:spPr>
+                    <a:xfrm>
+                      <a:off x="0" y="0"/>
+                      <a:ext cx="5753903" cy="3248478"/>
+                    </a:xfrm>
+                    <a:prstGeom prst="rect">
+                      <a:avLst/>
+                    </a:prstGeom>
+                  </pic:spPr>
+                </pic:pic>
+              </a:graphicData>
+            </a:graphic>
+          </wp:inline>
+        </w:drawing>
+      </w:r>
+    </w:p>
+    <w:p>
+      <w:pPr>
+        <w:pStyle w:val="af1"/>
         <w:jc w:val="center"/>
+        <w:rPr>
+          <w:rFonts w:ascii="Times New Roman" w:hAnsi="Times New Roman" w:cs="Times New Roman"/>
+          <w:i w:val="0"/>
+          <w:iCs w:val="0"/>
+          <w:color w:val="000000" w:themeColor="text1"/>
+          <w:sz w:val="24"/>
+          <w:szCs w:val="24"/>
+        </w:rPr>
+      </w:pPr>
+      <w:r>
+        <w:rPr>
+          <w:rFonts w:ascii="Times New Roman" w:hAnsi="Times New Roman" w:cs="Times New Roman"/>
+          <w:i w:val="0"/>
+          <w:iCs w:val="0"/>
+          <w:color w:val="000000" w:themeColor="text1"/>
+          <w:sz w:val="24"/>
+          <w:szCs w:val="24"/>
+        </w:rPr>
+        <w:t xml:space="preserve">Рис. 17. </w:t>
+      </w:r>
+      <w:r>
+        <w:rPr>
+          <w:rFonts w:ascii="Times New Roman" w:hAnsi="Times New Roman" w:cs="Times New Roman"/>
+          <w:i w:val="0"/>
+          <w:iCs w:val="0"/>
+          <w:color w:val="000000" w:themeColor="text1"/>
+          <w:sz w:val="24"/>
+          <w:szCs w:val="24"/>
+        </w:rPr>
+        <w:t>Сравнение 3 алгоритмов</w:t>
+      </w:r>
+    </w:p>
+    <w:p>
+      <w:pPr>
+        <w:pStyle w:val="af1"/>
+        <w:jc w:val="center"/>
+        <w:rPr>
+          <w:rFonts w:ascii="Times New Roman" w:hAnsi="Times New Roman" w:cs="Times New Roman"/>
+          <w:i w:val="0"/>
+          <w:iCs w:val="0"/>
+          <w:color w:val="000000" w:themeColor="text1"/>
+          <w:sz w:val="24"/>
+          <w:szCs w:val="24"/>
+        </w:rPr>
+      </w:pPr>
+    </w:p>
+    <w:p>
+      <w:pPr>
+        <w:pStyle w:val="af1"/>
+        <w:jc w:val="center"/>
       </w:pPr>
       <w:r>
         <w:rPr>
           <w:noProof/>
           <w14:ligatures w14:val="standardContextual"/>
         </w:rPr>
+        <w:lastRenderedPageBreak/>
         <w:drawing>
           <wp:inline distT="0" distB="0" distL="0" distR="0" wp14:anchorId="2D6F75EF" wp14:editId="280C1DCE">
             <wp:extent cx="5180480" cy="2782422"/>
@@ -21307,7 +21414,7 @@
             <wp:cNvGraphicFramePr/>
             <a:graphic xmlns:a="http://schemas.openxmlformats.org/drawingml/2006/main">
               <a:graphicData uri="http://schemas.openxmlformats.org/drawingml/2006/chart">
-                <c:chart xmlns:c="http://schemas.openxmlformats.org/drawingml/2006/chart" xmlns:r="http://schemas.openxmlformats.org/officeDocument/2006/relationships" r:id="rId25"/>
+                <c:chart xmlns:c="http://schemas.openxmlformats.org/drawingml/2006/chart" xmlns:r="http://schemas.openxmlformats.org/officeDocument/2006/relationships" r:id="rId26"/>
               </a:graphicData>
             </a:graphic>
           </wp:inline>
@@ -21484,7 +21591,7 @@
             <wp:cNvGraphicFramePr/>
             <a:graphic xmlns:a="http://schemas.openxmlformats.org/drawingml/2006/main">
               <a:graphicData uri="http://schemas.openxmlformats.org/drawingml/2006/chart">
-                <c:chart xmlns:c="http://schemas.openxmlformats.org/drawingml/2006/chart" xmlns:r="http://schemas.openxmlformats.org/officeDocument/2006/relationships" r:id="rId26"/>
+                <c:chart xmlns:c="http://schemas.openxmlformats.org/drawingml/2006/chart" xmlns:r="http://schemas.openxmlformats.org/officeDocument/2006/relationships" r:id="rId27"/>
               </a:graphicData>
             </a:graphic>
           </wp:inline>
@@ -21606,6 +21713,7 @@
           <w:noProof/>
           <w14:ligatures w14:val="standardContextual"/>
         </w:rPr>
+        <w:lastRenderedPageBreak/>
         <w:drawing>
           <wp:inline distT="0" distB="0" distL="0" distR="0" wp14:anchorId="593A3A46" wp14:editId="29DA74BC">
             <wp:extent cx="4572000" cy="2743200"/>
@@ -21620,7 +21728,7 @@
             <wp:cNvGraphicFramePr/>
             <a:graphic xmlns:a="http://schemas.openxmlformats.org/drawingml/2006/main">
               <a:graphicData uri="http://schemas.openxmlformats.org/drawingml/2006/chart">
-                <c:chart xmlns:c="http://schemas.openxmlformats.org/drawingml/2006/chart" xmlns:r="http://schemas.openxmlformats.org/officeDocument/2006/relationships" r:id="rId27"/>
+                <c:chart xmlns:c="http://schemas.openxmlformats.org/drawingml/2006/chart" xmlns:r="http://schemas.openxmlformats.org/officeDocument/2006/relationships" r:id="rId28"/>
               </a:graphicData>
             </a:graphic>
           </wp:inline>
@@ -22085,16 +22193,7 @@
           <w:sz w:val="28"/>
           <w:szCs w:val="28"/>
         </w:rPr>
-        <w:t xml:space="preserve">Алгоритм полного перебора (DFS с поиском всех путей) оказался совершенно неэффективным для больших графов, так как количество возможных путей растёт экспоненциально, а время </w:t>
-      </w:r>
-      <w:r>
-        <w:rPr>
-          <w:rFonts w:ascii="Times New Roman" w:hAnsi="Times New Roman" w:cs="Times New Roman"/>
-          <w:sz w:val="28"/>
-          <w:szCs w:val="28"/>
-        </w:rPr>
-        <w:lastRenderedPageBreak/>
-        <w:t>работы становится неприемлемым даже для относительно небольших графов.</w:t>
+        <w:t>Алгоритм полного перебора (DFS с поиском всех путей) оказался совершенно неэффективным для больших графов, так как количество возможных путей растёт экспоненциально, а время работы становится неприемлемым даже для относительно небольших графов.</w:t>
       </w:r>
     </w:p>
     <w:p>
@@ -22319,7 +22418,33 @@
           <w:lang w:val="en-US"/>
           <w14:ligatures w14:val="standardContextual"/>
         </w:rPr>
-        <w:t>&lt;climits&gt;</w:t>
+        <w:t>&lt;</w:t>
+      </w:r>
+      <w:proofErr w:type="spellStart"/>
+      <w:r>
+        <w:rPr>
+          <w:rFonts w:ascii="Cascadia Mono" w:hAnsi="Cascadia Mono" w:cs="Cascadia Mono"/>
+          <w:color w:val="A31515"/>
+          <w:sz w:val="19"/>
+          <w:szCs w:val="19"/>
+          <w:highlight w:val="white"/>
+          <w:lang w:val="en-US"/>
+          <w14:ligatures w14:val="standardContextual"/>
+        </w:rPr>
+        <w:t>climits</w:t>
+      </w:r>
+      <w:proofErr w:type="spellEnd"/>
+      <w:r>
+        <w:rPr>
+          <w:rFonts w:ascii="Cascadia Mono" w:hAnsi="Cascadia Mono" w:cs="Cascadia Mono"/>
+          <w:color w:val="A31515"/>
+          <w:sz w:val="19"/>
+          <w:szCs w:val="19"/>
+          <w:highlight w:val="white"/>
+          <w:lang w:val="en-US"/>
+          <w14:ligatures w14:val="standardContextual"/>
+        </w:rPr>
+        <w:t>&gt;</w:t>
       </w:r>
     </w:p>
     <w:p>
@@ -22372,7 +22497,33 @@
           <w:lang w:val="en-US"/>
           <w14:ligatures w14:val="standardContextual"/>
         </w:rPr>
-        <w:t>&lt;cstdlib&gt;</w:t>
+        <w:t>&lt;</w:t>
+      </w:r>
+      <w:proofErr w:type="spellStart"/>
+      <w:r>
+        <w:rPr>
+          <w:rFonts w:ascii="Cascadia Mono" w:hAnsi="Cascadia Mono" w:cs="Cascadia Mono"/>
+          <w:color w:val="A31515"/>
+          <w:sz w:val="19"/>
+          <w:szCs w:val="19"/>
+          <w:highlight w:val="white"/>
+          <w:lang w:val="en-US"/>
+          <w14:ligatures w14:val="standardContextual"/>
+        </w:rPr>
+        <w:t>cstdlib</w:t>
+      </w:r>
+      <w:proofErr w:type="spellEnd"/>
+      <w:r>
+        <w:rPr>
+          <w:rFonts w:ascii="Cascadia Mono" w:hAnsi="Cascadia Mono" w:cs="Cascadia Mono"/>
+          <w:color w:val="A31515"/>
+          <w:sz w:val="19"/>
+          <w:szCs w:val="19"/>
+          <w:highlight w:val="white"/>
+          <w:lang w:val="en-US"/>
+          <w14:ligatures w14:val="standardContextual"/>
+        </w:rPr>
+        <w:t>&gt;</w:t>
       </w:r>
     </w:p>
     <w:p>
@@ -22425,7 +22576,33 @@
           <w:lang w:val="en-US"/>
           <w14:ligatures w14:val="standardContextual"/>
         </w:rPr>
-        <w:t>&lt;ctime&gt;</w:t>
+        <w:t>&lt;</w:t>
+      </w:r>
+      <w:proofErr w:type="spellStart"/>
+      <w:r>
+        <w:rPr>
+          <w:rFonts w:ascii="Cascadia Mono" w:hAnsi="Cascadia Mono" w:cs="Cascadia Mono"/>
+          <w:color w:val="A31515"/>
+          <w:sz w:val="19"/>
+          <w:szCs w:val="19"/>
+          <w:highlight w:val="white"/>
+          <w:lang w:val="en-US"/>
+          <w14:ligatures w14:val="standardContextual"/>
+        </w:rPr>
+        <w:t>ctime</w:t>
+      </w:r>
+      <w:proofErr w:type="spellEnd"/>
+      <w:r>
+        <w:rPr>
+          <w:rFonts w:ascii="Cascadia Mono" w:hAnsi="Cascadia Mono" w:cs="Cascadia Mono"/>
+          <w:color w:val="A31515"/>
+          <w:sz w:val="19"/>
+          <w:szCs w:val="19"/>
+          <w:highlight w:val="white"/>
+          <w:lang w:val="en-US"/>
+          <w14:ligatures w14:val="standardContextual"/>
+        </w:rPr>
+        <w:t>&gt;</w:t>
       </w:r>
     </w:p>
     <w:p>
@@ -22478,7 +22655,33 @@
           <w:lang w:val="en-US"/>
           <w14:ligatures w14:val="standardContextual"/>
         </w:rPr>
-        <w:t>&lt;locale.h&gt;</w:t>
+        <w:t>&lt;</w:t>
+      </w:r>
+      <w:proofErr w:type="spellStart"/>
+      <w:r>
+        <w:rPr>
+          <w:rFonts w:ascii="Cascadia Mono" w:hAnsi="Cascadia Mono" w:cs="Cascadia Mono"/>
+          <w:color w:val="A31515"/>
+          <w:sz w:val="19"/>
+          <w:szCs w:val="19"/>
+          <w:highlight w:val="white"/>
+          <w:lang w:val="en-US"/>
+          <w14:ligatures w14:val="standardContextual"/>
+        </w:rPr>
+        <w:t>locale.h</w:t>
+      </w:r>
+      <w:proofErr w:type="spellEnd"/>
+      <w:r>
+        <w:rPr>
+          <w:rFonts w:ascii="Cascadia Mono" w:hAnsi="Cascadia Mono" w:cs="Cascadia Mono"/>
+          <w:color w:val="A31515"/>
+          <w:sz w:val="19"/>
+          <w:szCs w:val="19"/>
+          <w:highlight w:val="white"/>
+          <w:lang w:val="en-US"/>
+          <w14:ligatures w14:val="standardContextual"/>
+        </w:rPr>
+        <w:t>&gt;</w:t>
       </w:r>
     </w:p>
     <w:p>
@@ -22771,7 +22974,19 @@
           <w:highlight w:val="white"/>
           <w14:ligatures w14:val="standardContextual"/>
         </w:rPr>
-        <w:t>#include</w:t>
+        <w:t>#</w:t>
+      </w:r>
+      <w:r>
+        <w:rPr>
+          <w:rFonts w:ascii="Cascadia Mono" w:hAnsi="Cascadia Mono" w:cs="Cascadia Mono"/>
+          <w:color w:val="808080"/>
+          <w:sz w:val="19"/>
+          <w:szCs w:val="19"/>
+          <w:highlight w:val="white"/>
+          <w:lang w:val="en-US"/>
+          <w14:ligatures w14:val="standardContextual"/>
+        </w:rPr>
+        <w:t>include</w:t>
       </w:r>
       <w:r>
         <w:rPr>
@@ -22803,6 +23018,7 @@
           <w:sz w:val="19"/>
           <w:szCs w:val="19"/>
           <w:highlight w:val="white"/>
+          <w:lang w:val="en-US"/>
           <w14:ligatures w14:val="standardContextual"/>
         </w:rPr>
         <w:t>iomanip</w:t>
@@ -22839,7 +23055,84 @@
           <w:highlight w:val="white"/>
           <w14:ligatures w14:val="standardContextual"/>
         </w:rPr>
-        <w:t>// Для настройки точности вывода</w:t>
+        <w:t xml:space="preserve">// </w:t>
+      </w:r>
+      <w:r>
+        <w:rPr>
+          <w:rFonts w:ascii="Cascadia Mono" w:hAnsi="Cascadia Mono" w:cs="Cascadia Mono"/>
+          <w:color w:val="008000"/>
+          <w:sz w:val="19"/>
+          <w:szCs w:val="19"/>
+          <w:highlight w:val="white"/>
+          <w14:ligatures w14:val="standardContextual"/>
+        </w:rPr>
+        <w:t>Для</w:t>
+      </w:r>
+      <w:r>
+        <w:rPr>
+          <w:rFonts w:ascii="Cascadia Mono" w:hAnsi="Cascadia Mono" w:cs="Cascadia Mono"/>
+          <w:color w:val="008000"/>
+          <w:sz w:val="19"/>
+          <w:szCs w:val="19"/>
+          <w:highlight w:val="white"/>
+          <w14:ligatures w14:val="standardContextual"/>
+        </w:rPr>
+        <w:t xml:space="preserve"> </w:t>
+      </w:r>
+      <w:r>
+        <w:rPr>
+          <w:rFonts w:ascii="Cascadia Mono" w:hAnsi="Cascadia Mono" w:cs="Cascadia Mono"/>
+          <w:color w:val="008000"/>
+          <w:sz w:val="19"/>
+          <w:szCs w:val="19"/>
+          <w:highlight w:val="white"/>
+          <w14:ligatures w14:val="standardContextual"/>
+        </w:rPr>
+        <w:t>настройки</w:t>
+      </w:r>
+      <w:r>
+        <w:rPr>
+          <w:rFonts w:ascii="Cascadia Mono" w:hAnsi="Cascadia Mono" w:cs="Cascadia Mono"/>
+          <w:color w:val="008000"/>
+          <w:sz w:val="19"/>
+          <w:szCs w:val="19"/>
+          <w:highlight w:val="white"/>
+          <w14:ligatures w14:val="standardContextual"/>
+        </w:rPr>
+        <w:t xml:space="preserve"> </w:t>
+      </w:r>
+      <w:r>
+        <w:rPr>
+          <w:rFonts w:ascii="Cascadia Mono" w:hAnsi="Cascadia Mono" w:cs="Cascadia Mono"/>
+          <w:color w:val="008000"/>
+          <w:sz w:val="19"/>
+          <w:szCs w:val="19"/>
+          <w:highlight w:val="white"/>
+          <w14:ligatures w14:val="standardContextual"/>
+        </w:rPr>
+        <w:t>точности</w:t>
+      </w:r>
+      <w:r>
+        <w:rPr>
+          <w:rFonts w:ascii="Cascadia Mono" w:hAnsi="Cascadia Mono" w:cs="Cascadia Mono"/>
+          <w:color w:val="008000"/>
+          <w:sz w:val="19"/>
+          <w:szCs w:val="19"/>
+          <w:highlight w:val="white"/>
+          <w14:ligatures w14:val="standardContextual"/>
+        </w:rPr>
+        <w:t xml:space="preserve"> </w:t>
+      </w:r>
+      <w:r>
+        <w:rPr>
+          <w:rFonts w:ascii="Cascadia Mono" w:hAnsi="Cascadia Mono" w:cs="Cascadia Mono"/>
+          <w:color w:val="008000"/>
+          <w:sz w:val="19"/>
+          <w:szCs w:val="19"/>
+          <w:highlight w:val="white"/>
+          <w14:ligatures w14:val="standardContextual"/>
+        </w:rPr>
+        <w:t>вывода</w:t>
       </w:r>
     </w:p>
     <w:p>
@@ -22998,7 +23291,19 @@
           <w:lang w:val="en-US"/>
           <w14:ligatures w14:val="standardContextual"/>
         </w:rPr>
-        <w:t xml:space="preserve">chrono;  </w:t>
+        <w:t>chrono</w:t>
+      </w:r>
+      <w:r>
+        <w:rPr>
+          <w:rFonts w:ascii="Cascadia Mono" w:hAnsi="Cascadia Mono" w:cs="Cascadia Mono"/>
+          <w:color w:val="000000"/>
+          <w:sz w:val="19"/>
+          <w:szCs w:val="19"/>
+          <w:highlight w:val="white"/>
+          <w:lang w:val="en-US"/>
+          <w14:ligatures w14:val="standardContextual"/>
+        </w:rPr>
+        <w:t xml:space="preserve">;  </w:t>
       </w:r>
       <w:r>
         <w:rPr>
@@ -23366,6 +23671,7 @@
         </w:rPr>
         <w:t xml:space="preserve">&gt;&gt; </w:t>
       </w:r>
+      <w:proofErr w:type="spellStart"/>
       <w:proofErr w:type="gramStart"/>
       <w:r>
         <w:rPr>
@@ -23377,7 +23683,20 @@
           <w:lang w:val="en-US"/>
           <w14:ligatures w14:val="standardContextual"/>
         </w:rPr>
-        <w:t>generateGraph(</w:t>
+        <w:t>generateGraph</w:t>
+      </w:r>
+      <w:proofErr w:type="spellEnd"/>
+      <w:r>
+        <w:rPr>
+          <w:rFonts w:ascii="Cascadia Mono" w:hAnsi="Cascadia Mono" w:cs="Cascadia Mono"/>
+          <w:color w:val="000000"/>
+          <w:sz w:val="19"/>
+          <w:szCs w:val="19"/>
+          <w:highlight w:val="white"/>
+          <w:lang w:val="en-US"/>
+          <w14:ligatures w14:val="standardContextual"/>
+        </w:rPr>
+        <w:t>(</w:t>
       </w:r>
       <w:proofErr w:type="gramEnd"/>
       <w:r>
@@ -23830,7 +24149,59 @@
           <w:lang w:val="en-US"/>
           <w14:ligatures w14:val="standardContextual"/>
         </w:rPr>
-        <w:t xml:space="preserve"> i = 0; i &lt; </w:t>
+        <w:t xml:space="preserve"> </w:t>
+      </w:r>
+      <w:proofErr w:type="spellStart"/>
+      <w:r>
+        <w:rPr>
+          <w:rFonts w:ascii="Cascadia Mono" w:hAnsi="Cascadia Mono" w:cs="Cascadia Mono"/>
+          <w:color w:val="000000"/>
+          <w:sz w:val="19"/>
+          <w:szCs w:val="19"/>
+          <w:highlight w:val="white"/>
+          <w:lang w:val="en-US"/>
+          <w14:ligatures w14:val="standardContextual"/>
+        </w:rPr>
+        <w:t>i</w:t>
+      </w:r>
+      <w:proofErr w:type="spellEnd"/>
+      <w:r>
+        <w:rPr>
+          <w:rFonts w:ascii="Cascadia Mono" w:hAnsi="Cascadia Mono" w:cs="Cascadia Mono"/>
+          <w:color w:val="000000"/>
+          <w:sz w:val="19"/>
+          <w:szCs w:val="19"/>
+          <w:highlight w:val="white"/>
+          <w:lang w:val="en-US"/>
+          <w14:ligatures w14:val="standardContextual"/>
+        </w:rPr>
+        <w:t xml:space="preserve"> = 0; </w:t>
+      </w:r>
+      <w:proofErr w:type="spellStart"/>
+      <w:r>
+        <w:rPr>
+          <w:rFonts w:ascii="Cascadia Mono" w:hAnsi="Cascadia Mono" w:cs="Cascadia Mono"/>
+          <w:color w:val="000000"/>
+          <w:sz w:val="19"/>
+          <w:szCs w:val="19"/>
+          <w:highlight w:val="white"/>
+          <w:lang w:val="en-US"/>
+          <w14:ligatures w14:val="standardContextual"/>
+        </w:rPr>
+        <w:t>i</w:t>
+      </w:r>
+      <w:proofErr w:type="spellEnd"/>
+      <w:r>
+        <w:rPr>
+          <w:rFonts w:ascii="Cascadia Mono" w:hAnsi="Cascadia Mono" w:cs="Cascadia Mono"/>
+          <w:color w:val="000000"/>
+          <w:sz w:val="19"/>
+          <w:szCs w:val="19"/>
+          <w:highlight w:val="white"/>
+          <w:lang w:val="en-US"/>
+          <w14:ligatures w14:val="standardContextual"/>
+        </w:rPr>
+        <w:t xml:space="preserve"> &lt; </w:t>
       </w:r>
       <w:r>
         <w:rPr>
@@ -23854,7 +24225,33 @@
           <w:lang w:val="en-US"/>
           <w14:ligatures w14:val="standardContextual"/>
         </w:rPr>
-        <w:t>; ++i) {</w:t>
+        <w:t>; ++</w:t>
+      </w:r>
+      <w:proofErr w:type="spellStart"/>
+      <w:r>
+        <w:rPr>
+          <w:rFonts w:ascii="Cascadia Mono" w:hAnsi="Cascadia Mono" w:cs="Cascadia Mono"/>
+          <w:color w:val="000000"/>
+          <w:sz w:val="19"/>
+          <w:szCs w:val="19"/>
+          <w:highlight w:val="white"/>
+          <w:lang w:val="en-US"/>
+          <w14:ligatures w14:val="standardContextual"/>
+        </w:rPr>
+        <w:t>i</w:t>
+      </w:r>
+      <w:proofErr w:type="spellEnd"/>
+      <w:r>
+        <w:rPr>
+          <w:rFonts w:ascii="Cascadia Mono" w:hAnsi="Cascadia Mono" w:cs="Cascadia Mono"/>
+          <w:color w:val="000000"/>
+          <w:sz w:val="19"/>
+          <w:szCs w:val="19"/>
+          <w:highlight w:val="white"/>
+          <w:lang w:val="en-US"/>
+          <w14:ligatures w14:val="standardContextual"/>
+        </w:rPr>
+        <w:t>) {</w:t>
       </w:r>
     </w:p>
     <w:p>
@@ -23897,6 +24294,7 @@
         </w:rPr>
         <w:t>[</w:t>
       </w:r>
+      <w:proofErr w:type="spellStart"/>
       <w:r>
         <w:rPr>
           <w:rFonts w:ascii="Cascadia Mono" w:hAnsi="Cascadia Mono" w:cs="Cascadia Mono"/>
@@ -23909,6 +24307,7 @@
         </w:rPr>
         <w:t>i</w:t>
       </w:r>
+      <w:proofErr w:type="spellEnd"/>
       <w:r>
         <w:rPr>
           <w:rFonts w:ascii="Cascadia Mono" w:hAnsi="Cascadia Mono" w:cs="Cascadia Mono"/>
@@ -23921,6 +24320,7 @@
         </w:rPr>
         <w:t>][</w:t>
       </w:r>
+      <w:proofErr w:type="spellStart"/>
       <w:r>
         <w:rPr>
           <w:rFonts w:ascii="Cascadia Mono" w:hAnsi="Cascadia Mono" w:cs="Cascadia Mono"/>
@@ -23933,6 +24333,7 @@
         </w:rPr>
         <w:t>i</w:t>
       </w:r>
+      <w:proofErr w:type="spellEnd"/>
       <w:r>
         <w:rPr>
           <w:rFonts w:ascii="Cascadia Mono" w:hAnsi="Cascadia Mono" w:cs="Cascadia Mono"/>
@@ -24030,7 +24431,33 @@
           <w:lang w:val="en-US"/>
           <w14:ligatures w14:val="standardContextual"/>
         </w:rPr>
-        <w:t xml:space="preserve">    srand(</w:t>
+        <w:t xml:space="preserve">    </w:t>
+      </w:r>
+      <w:proofErr w:type="spellStart"/>
+      <w:r>
+        <w:rPr>
+          <w:rFonts w:ascii="Cascadia Mono" w:hAnsi="Cascadia Mono" w:cs="Cascadia Mono"/>
+          <w:color w:val="000000"/>
+          <w:sz w:val="19"/>
+          <w:szCs w:val="19"/>
+          <w:highlight w:val="white"/>
+          <w:lang w:val="en-US"/>
+          <w14:ligatures w14:val="standardContextual"/>
+        </w:rPr>
+        <w:t>srand</w:t>
+      </w:r>
+      <w:proofErr w:type="spellEnd"/>
+      <w:r>
+        <w:rPr>
+          <w:rFonts w:ascii="Cascadia Mono" w:hAnsi="Cascadia Mono" w:cs="Cascadia Mono"/>
+          <w:color w:val="000000"/>
+          <w:sz w:val="19"/>
+          <w:szCs w:val="19"/>
+          <w:highlight w:val="white"/>
+          <w:lang w:val="en-US"/>
+          <w14:ligatures w14:val="standardContextual"/>
+        </w:rPr>
+        <w:t>(</w:t>
       </w:r>
       <w:proofErr w:type="gramStart"/>
       <w:r>
@@ -24133,7 +24560,59 @@
           <w:lang w:val="en-US"/>
           <w14:ligatures w14:val="standardContextual"/>
         </w:rPr>
-        <w:t xml:space="preserve"> i = 0; i &lt; </w:t>
+        <w:t xml:space="preserve"> </w:t>
+      </w:r>
+      <w:proofErr w:type="spellStart"/>
+      <w:r>
+        <w:rPr>
+          <w:rFonts w:ascii="Cascadia Mono" w:hAnsi="Cascadia Mono" w:cs="Cascadia Mono"/>
+          <w:color w:val="000000"/>
+          <w:sz w:val="19"/>
+          <w:szCs w:val="19"/>
+          <w:highlight w:val="white"/>
+          <w:lang w:val="en-US"/>
+          <w14:ligatures w14:val="standardContextual"/>
+        </w:rPr>
+        <w:t>i</w:t>
+      </w:r>
+      <w:proofErr w:type="spellEnd"/>
+      <w:r>
+        <w:rPr>
+          <w:rFonts w:ascii="Cascadia Mono" w:hAnsi="Cascadia Mono" w:cs="Cascadia Mono"/>
+          <w:color w:val="000000"/>
+          <w:sz w:val="19"/>
+          <w:szCs w:val="19"/>
+          <w:highlight w:val="white"/>
+          <w:lang w:val="en-US"/>
+          <w14:ligatures w14:val="standardContextual"/>
+        </w:rPr>
+        <w:t xml:space="preserve"> = 0; </w:t>
+      </w:r>
+      <w:proofErr w:type="spellStart"/>
+      <w:r>
+        <w:rPr>
+          <w:rFonts w:ascii="Cascadia Mono" w:hAnsi="Cascadia Mono" w:cs="Cascadia Mono"/>
+          <w:color w:val="000000"/>
+          <w:sz w:val="19"/>
+          <w:szCs w:val="19"/>
+          <w:highlight w:val="white"/>
+          <w:lang w:val="en-US"/>
+          <w14:ligatures w14:val="standardContextual"/>
+        </w:rPr>
+        <w:t>i</w:t>
+      </w:r>
+      <w:proofErr w:type="spellEnd"/>
+      <w:r>
+        <w:rPr>
+          <w:rFonts w:ascii="Cascadia Mono" w:hAnsi="Cascadia Mono" w:cs="Cascadia Mono"/>
+          <w:color w:val="000000"/>
+          <w:sz w:val="19"/>
+          <w:szCs w:val="19"/>
+          <w:highlight w:val="white"/>
+          <w:lang w:val="en-US"/>
+          <w14:ligatures w14:val="standardContextual"/>
+        </w:rPr>
+        <w:t xml:space="preserve"> &lt; </w:t>
       </w:r>
       <w:r>
         <w:rPr>
@@ -24157,7 +24636,33 @@
           <w:lang w:val="en-US"/>
           <w14:ligatures w14:val="standardContextual"/>
         </w:rPr>
-        <w:t>; ++i) {</w:t>
+        <w:t>; ++</w:t>
+      </w:r>
+      <w:proofErr w:type="spellStart"/>
+      <w:r>
+        <w:rPr>
+          <w:rFonts w:ascii="Cascadia Mono" w:hAnsi="Cascadia Mono" w:cs="Cascadia Mono"/>
+          <w:color w:val="000000"/>
+          <w:sz w:val="19"/>
+          <w:szCs w:val="19"/>
+          <w:highlight w:val="white"/>
+          <w:lang w:val="en-US"/>
+          <w14:ligatures w14:val="standardContextual"/>
+        </w:rPr>
+        <w:t>i</w:t>
+      </w:r>
+      <w:proofErr w:type="spellEnd"/>
+      <w:r>
+        <w:rPr>
+          <w:rFonts w:ascii="Cascadia Mono" w:hAnsi="Cascadia Mono" w:cs="Cascadia Mono"/>
+          <w:color w:val="000000"/>
+          <w:sz w:val="19"/>
+          <w:szCs w:val="19"/>
+          <w:highlight w:val="white"/>
+          <w:lang w:val="en-US"/>
+          <w14:ligatures w14:val="standardContextual"/>
+        </w:rPr>
+        <w:t>) {</w:t>
       </w:r>
     </w:p>
     <w:p>
@@ -24234,7 +24739,33 @@
           <w:lang w:val="en-US"/>
           <w14:ligatures w14:val="standardContextual"/>
         </w:rPr>
-        <w:t xml:space="preserve"> j = i + 1; j &lt; </w:t>
+        <w:t xml:space="preserve"> j = </w:t>
+      </w:r>
+      <w:proofErr w:type="spellStart"/>
+      <w:r>
+        <w:rPr>
+          <w:rFonts w:ascii="Cascadia Mono" w:hAnsi="Cascadia Mono" w:cs="Cascadia Mono"/>
+          <w:color w:val="000000"/>
+          <w:sz w:val="19"/>
+          <w:szCs w:val="19"/>
+          <w:highlight w:val="white"/>
+          <w:lang w:val="en-US"/>
+          <w14:ligatures w14:val="standardContextual"/>
+        </w:rPr>
+        <w:t>i</w:t>
+      </w:r>
+      <w:proofErr w:type="spellEnd"/>
+      <w:r>
+        <w:rPr>
+          <w:rFonts w:ascii="Cascadia Mono" w:hAnsi="Cascadia Mono" w:cs="Cascadia Mono"/>
+          <w:color w:val="000000"/>
+          <w:sz w:val="19"/>
+          <w:szCs w:val="19"/>
+          <w:highlight w:val="white"/>
+          <w:lang w:val="en-US"/>
+          <w14:ligatures w14:val="standardContextual"/>
+        </w:rPr>
+        <w:t xml:space="preserve"> + 1; j &lt; </w:t>
       </w:r>
       <w:r>
         <w:rPr>
@@ -24310,7 +24841,33 @@
           <w:lang w:val="en-US"/>
           <w14:ligatures w14:val="standardContextual"/>
         </w:rPr>
-        <w:t xml:space="preserve"> edge_exists = </w:t>
+        <w:t xml:space="preserve"> </w:t>
+      </w:r>
+      <w:proofErr w:type="spellStart"/>
+      <w:r>
+        <w:rPr>
+          <w:rFonts w:ascii="Cascadia Mono" w:hAnsi="Cascadia Mono" w:cs="Cascadia Mono"/>
+          <w:color w:val="000000"/>
+          <w:sz w:val="19"/>
+          <w:szCs w:val="19"/>
+          <w:highlight w:val="white"/>
+          <w:lang w:val="en-US"/>
+          <w14:ligatures w14:val="standardContextual"/>
+        </w:rPr>
+        <w:t>edge_exists</w:t>
+      </w:r>
+      <w:proofErr w:type="spellEnd"/>
+      <w:r>
+        <w:rPr>
+          <w:rFonts w:ascii="Cascadia Mono" w:hAnsi="Cascadia Mono" w:cs="Cascadia Mono"/>
+          <w:color w:val="000000"/>
+          <w:sz w:val="19"/>
+          <w:szCs w:val="19"/>
+          <w:highlight w:val="white"/>
+          <w:lang w:val="en-US"/>
+          <w14:ligatures w14:val="standardContextual"/>
+        </w:rPr>
+        <w:t xml:space="preserve"> = </w:t>
       </w:r>
       <w:proofErr w:type="gramStart"/>
       <w:r>
@@ -24420,6 +24977,7 @@
           <w:sz w:val="19"/>
           <w:szCs w:val="19"/>
           <w:highlight w:val="white"/>
+          <w:lang w:val="en-US"/>
           <w14:ligatures w14:val="standardContextual"/>
         </w:rPr>
       </w:pPr>
@@ -24434,17 +24992,42 @@
         </w:rPr>
         <w:t xml:space="preserve">            </w:t>
       </w:r>
+      <w:r>
+        <w:rPr>
+          <w:rFonts w:ascii="Cascadia Mono" w:hAnsi="Cascadia Mono" w:cs="Cascadia Mono"/>
+          <w:color w:val="0000FF"/>
+          <w:sz w:val="19"/>
+          <w:szCs w:val="19"/>
+          <w:highlight w:val="white"/>
+          <w:lang w:val="en-US"/>
+          <w14:ligatures w14:val="standardContextual"/>
+        </w:rPr>
+        <w:t>if</w:t>
+      </w:r>
+      <w:r>
+        <w:rPr>
+          <w:rFonts w:ascii="Cascadia Mono" w:hAnsi="Cascadia Mono" w:cs="Cascadia Mono"/>
+          <w:color w:val="000000"/>
+          <w:sz w:val="19"/>
+          <w:szCs w:val="19"/>
+          <w:highlight w:val="white"/>
+          <w:lang w:val="en-US"/>
+          <w14:ligatures w14:val="standardContextual"/>
+        </w:rPr>
+        <w:t xml:space="preserve"> (</w:t>
+      </w:r>
       <w:proofErr w:type="spellStart"/>
       <w:r>
         <w:rPr>
           <w:rFonts w:ascii="Cascadia Mono" w:hAnsi="Cascadia Mono" w:cs="Cascadia Mono"/>
-          <w:color w:val="0000FF"/>
-          <w:sz w:val="19"/>
-          <w:szCs w:val="19"/>
-          <w:highlight w:val="white"/>
-          <w14:ligatures w14:val="standardContextual"/>
-        </w:rPr>
-        <w:t>if</w:t>
+          <w:color w:val="000000"/>
+          <w:sz w:val="19"/>
+          <w:szCs w:val="19"/>
+          <w:highlight w:val="white"/>
+          <w:lang w:val="en-US"/>
+          <w14:ligatures w14:val="standardContextual"/>
+        </w:rPr>
+        <w:t>edge_exists</w:t>
       </w:r>
       <w:proofErr w:type="spellEnd"/>
       <w:r>
@@ -24454,30 +25037,7 @@
           <w:sz w:val="19"/>
           <w:szCs w:val="19"/>
           <w:highlight w:val="white"/>
-          <w14:ligatures w14:val="standardContextual"/>
-        </w:rPr>
-        <w:t xml:space="preserve"> (</w:t>
-      </w:r>
-      <w:proofErr w:type="spellStart"/>
-      <w:r>
-        <w:rPr>
-          <w:rFonts w:ascii="Cascadia Mono" w:hAnsi="Cascadia Mono" w:cs="Cascadia Mono"/>
-          <w:color w:val="000000"/>
-          <w:sz w:val="19"/>
-          <w:szCs w:val="19"/>
-          <w:highlight w:val="white"/>
-          <w14:ligatures w14:val="standardContextual"/>
-        </w:rPr>
-        <w:t>edge_exists</w:t>
-      </w:r>
-      <w:proofErr w:type="spellEnd"/>
-      <w:r>
-        <w:rPr>
-          <w:rFonts w:ascii="Cascadia Mono" w:hAnsi="Cascadia Mono" w:cs="Cascadia Mono"/>
-          <w:color w:val="000000"/>
-          <w:sz w:val="19"/>
-          <w:szCs w:val="19"/>
-          <w:highlight w:val="white"/>
+          <w:lang w:val="en-US"/>
           <w14:ligatures w14:val="standardContextual"/>
         </w:rPr>
         <w:t xml:space="preserve"> == 1) {</w:t>
@@ -24506,6 +25066,7 @@
           <w:sz w:val="19"/>
           <w:szCs w:val="19"/>
           <w:highlight w:val="white"/>
+          <w:lang w:val="en-US"/>
           <w14:ligatures w14:val="standardContextual"/>
         </w:rPr>
         <w:t xml:space="preserve">                </w:t>
@@ -24705,6 +25266,7 @@
         </w:rPr>
         <w:t>[</w:t>
       </w:r>
+      <w:proofErr w:type="spellStart"/>
       <w:r>
         <w:rPr>
           <w:rFonts w:ascii="Cascadia Mono" w:hAnsi="Cascadia Mono" w:cs="Cascadia Mono"/>
@@ -24717,6 +25279,7 @@
         </w:rPr>
         <w:t>i</w:t>
       </w:r>
+      <w:proofErr w:type="spellEnd"/>
       <w:r>
         <w:rPr>
           <w:rFonts w:ascii="Cascadia Mono" w:hAnsi="Cascadia Mono" w:cs="Cascadia Mono"/>
@@ -24830,6 +25393,7 @@
         </w:rPr>
         <w:t>][</w:t>
       </w:r>
+      <w:proofErr w:type="spellStart"/>
       <w:r>
         <w:rPr>
           <w:rFonts w:ascii="Cascadia Mono" w:hAnsi="Cascadia Mono" w:cs="Cascadia Mono"/>
@@ -24842,6 +25406,7 @@
         </w:rPr>
         <w:t>i</w:t>
       </w:r>
+      <w:proofErr w:type="spellEnd"/>
       <w:r>
         <w:rPr>
           <w:rFonts w:ascii="Cascadia Mono" w:hAnsi="Cascadia Mono" w:cs="Cascadia Mono"/>
@@ -24879,21 +25444,31 @@
           <w:sz w:val="19"/>
           <w:szCs w:val="19"/>
           <w:highlight w:val="white"/>
-          <w:lang w:val="en-US"/>
-          <w14:ligatures w14:val="standardContextual"/>
-        </w:rPr>
-      </w:pPr>
-      <w:r>
-        <w:rPr>
-          <w:rFonts w:ascii="Cascadia Mono" w:hAnsi="Cascadia Mono" w:cs="Cascadia Mono"/>
-          <w:color w:val="000000"/>
-          <w:sz w:val="19"/>
-          <w:szCs w:val="19"/>
-          <w:highlight w:val="white"/>
-          <w:lang w:val="en-US"/>
-          <w14:ligatures w14:val="standardContextual"/>
-        </w:rPr>
-        <w:t xml:space="preserve">            }</w:t>
+          <w14:ligatures w14:val="standardContextual"/>
+        </w:rPr>
+      </w:pPr>
+      <w:r>
+        <w:rPr>
+          <w:rFonts w:ascii="Cascadia Mono" w:hAnsi="Cascadia Mono" w:cs="Cascadia Mono"/>
+          <w:color w:val="000000"/>
+          <w:sz w:val="19"/>
+          <w:szCs w:val="19"/>
+          <w:highlight w:val="white"/>
+          <w:lang w:val="en-US"/>
+          <w14:ligatures w14:val="standardContextual"/>
+        </w:rPr>
+        <w:t xml:space="preserve">            </w:t>
+      </w:r>
+      <w:r>
+        <w:rPr>
+          <w:rFonts w:ascii="Cascadia Mono" w:hAnsi="Cascadia Mono" w:cs="Cascadia Mono"/>
+          <w:color w:val="000000"/>
+          <w:sz w:val="19"/>
+          <w:szCs w:val="19"/>
+          <w:highlight w:val="white"/>
+          <w14:ligatures w14:val="standardContextual"/>
+        </w:rPr>
+        <w:t>}</w:t>
       </w:r>
     </w:p>
     <w:p>
@@ -24908,18 +25483,16 @@
           <w:sz w:val="19"/>
           <w:szCs w:val="19"/>
           <w:highlight w:val="white"/>
-          <w:lang w:val="en-US"/>
-          <w14:ligatures w14:val="standardContextual"/>
-        </w:rPr>
-      </w:pPr>
-      <w:r>
-        <w:rPr>
-          <w:rFonts w:ascii="Cascadia Mono" w:hAnsi="Cascadia Mono" w:cs="Cascadia Mono"/>
-          <w:color w:val="000000"/>
-          <w:sz w:val="19"/>
-          <w:szCs w:val="19"/>
-          <w:highlight w:val="white"/>
-          <w:lang w:val="en-US"/>
+          <w14:ligatures w14:val="standardContextual"/>
+        </w:rPr>
+      </w:pPr>
+      <w:r>
+        <w:rPr>
+          <w:rFonts w:ascii="Cascadia Mono" w:hAnsi="Cascadia Mono" w:cs="Cascadia Mono"/>
+          <w:color w:val="000000"/>
+          <w:sz w:val="19"/>
+          <w:szCs w:val="19"/>
+          <w:highlight w:val="white"/>
           <w14:ligatures w14:val="standardContextual"/>
         </w:rPr>
         <w:t xml:space="preserve">        }</w:t>
@@ -24937,18 +25510,16 @@
           <w:sz w:val="19"/>
           <w:szCs w:val="19"/>
           <w:highlight w:val="white"/>
-          <w:lang w:val="en-US"/>
-          <w14:ligatures w14:val="standardContextual"/>
-        </w:rPr>
-      </w:pPr>
-      <w:r>
-        <w:rPr>
-          <w:rFonts w:ascii="Cascadia Mono" w:hAnsi="Cascadia Mono" w:cs="Cascadia Mono"/>
-          <w:color w:val="000000"/>
-          <w:sz w:val="19"/>
-          <w:szCs w:val="19"/>
-          <w:highlight w:val="white"/>
-          <w:lang w:val="en-US"/>
+          <w14:ligatures w14:val="standardContextual"/>
+        </w:rPr>
+      </w:pPr>
+      <w:r>
+        <w:rPr>
+          <w:rFonts w:ascii="Cascadia Mono" w:hAnsi="Cascadia Mono" w:cs="Cascadia Mono"/>
+          <w:color w:val="000000"/>
+          <w:sz w:val="19"/>
+          <w:szCs w:val="19"/>
+          <w:highlight w:val="white"/>
           <w14:ligatures w14:val="standardContextual"/>
         </w:rPr>
         <w:t xml:space="preserve">    }</w:t>
@@ -24966,7 +25537,6 @@
           <w:sz w:val="19"/>
           <w:szCs w:val="19"/>
           <w:highlight w:val="white"/>
-          <w:lang w:val="en-US"/>
           <w14:ligatures w14:val="standardContextual"/>
         </w:rPr>
       </w:pPr>
@@ -24983,18 +25553,16 @@
           <w:sz w:val="19"/>
           <w:szCs w:val="19"/>
           <w:highlight w:val="white"/>
-          <w:lang w:val="en-US"/>
-          <w14:ligatures w14:val="standardContextual"/>
-        </w:rPr>
-      </w:pPr>
-      <w:r>
-        <w:rPr>
-          <w:rFonts w:ascii="Cascadia Mono" w:hAnsi="Cascadia Mono" w:cs="Cascadia Mono"/>
-          <w:color w:val="000000"/>
-          <w:sz w:val="19"/>
-          <w:szCs w:val="19"/>
-          <w:highlight w:val="white"/>
-          <w:lang w:val="en-US"/>
+          <w14:ligatures w14:val="standardContextual"/>
+        </w:rPr>
+      </w:pPr>
+      <w:r>
+        <w:rPr>
+          <w:rFonts w:ascii="Cascadia Mono" w:hAnsi="Cascadia Mono" w:cs="Cascadia Mono"/>
+          <w:color w:val="000000"/>
+          <w:sz w:val="19"/>
+          <w:szCs w:val="19"/>
+          <w:highlight w:val="white"/>
           <w14:ligatures w14:val="standardContextual"/>
         </w:rPr>
         <w:t xml:space="preserve">    </w:t>
@@ -25018,10 +25586,32 @@
           <w:sz w:val="19"/>
           <w:szCs w:val="19"/>
           <w:highlight w:val="white"/>
-          <w:lang w:val="en-US"/>
-          <w14:ligatures w14:val="standardContextual"/>
-        </w:rPr>
-        <w:t xml:space="preserve"> graph;</w:t>
+          <w14:ligatures w14:val="standardContextual"/>
+        </w:rPr>
+        <w:t xml:space="preserve"> </w:t>
+      </w:r>
+      <w:r>
+        <w:rPr>
+          <w:rFonts w:ascii="Cascadia Mono" w:hAnsi="Cascadia Mono" w:cs="Cascadia Mono"/>
+          <w:color w:val="000000"/>
+          <w:sz w:val="19"/>
+          <w:szCs w:val="19"/>
+          <w:highlight w:val="white"/>
+          <w:lang w:val="en-US"/>
+          <w14:ligatures w14:val="standardContextual"/>
+        </w:rPr>
+        <w:t>graph</w:t>
+      </w:r>
+      <w:r>
+        <w:rPr>
+          <w:rFonts w:ascii="Cascadia Mono" w:hAnsi="Cascadia Mono" w:cs="Cascadia Mono"/>
+          <w:color w:val="000000"/>
+          <w:sz w:val="19"/>
+          <w:szCs w:val="19"/>
+          <w:highlight w:val="white"/>
+          <w14:ligatures w14:val="standardContextual"/>
+        </w:rPr>
+        <w:t>;</w:t>
       </w:r>
     </w:p>
     <w:p>
@@ -25036,18 +25626,16 @@
           <w:sz w:val="19"/>
           <w:szCs w:val="19"/>
           <w:highlight w:val="white"/>
-          <w:lang w:val="en-US"/>
-          <w14:ligatures w14:val="standardContextual"/>
-        </w:rPr>
-      </w:pPr>
-      <w:r>
-        <w:rPr>
-          <w:rFonts w:ascii="Cascadia Mono" w:hAnsi="Cascadia Mono" w:cs="Cascadia Mono"/>
-          <w:color w:val="000000"/>
-          <w:sz w:val="19"/>
-          <w:szCs w:val="19"/>
-          <w:highlight w:val="white"/>
-          <w:lang w:val="en-US"/>
+          <w14:ligatures w14:val="standardContextual"/>
+        </w:rPr>
+      </w:pPr>
+      <w:r>
+        <w:rPr>
+          <w:rFonts w:ascii="Cascadia Mono" w:hAnsi="Cascadia Mono" w:cs="Cascadia Mono"/>
+          <w:color w:val="000000"/>
+          <w:sz w:val="19"/>
+          <w:szCs w:val="19"/>
+          <w:highlight w:val="white"/>
           <w14:ligatures w14:val="standardContextual"/>
         </w:rPr>
         <w:t>}</w:t>
@@ -25065,7 +25653,6 @@
           <w:sz w:val="19"/>
           <w:szCs w:val="19"/>
           <w:highlight w:val="white"/>
-          <w:lang w:val="en-US"/>
           <w14:ligatures w14:val="standardContextual"/>
         </w:rPr>
       </w:pPr>
@@ -25082,7 +25669,6 @@
           <w:sz w:val="19"/>
           <w:szCs w:val="19"/>
           <w:highlight w:val="white"/>
-          <w:lang w:val="en-US"/>
           <w14:ligatures w14:val="standardContextual"/>
         </w:rPr>
       </w:pPr>
@@ -25093,7 +25679,6 @@
           <w:sz w:val="19"/>
           <w:szCs w:val="19"/>
           <w:highlight w:val="white"/>
-          <w:lang w:val="en-US"/>
           <w14:ligatures w14:val="standardContextual"/>
         </w:rPr>
         <w:t xml:space="preserve">// </w:t>
@@ -25116,7 +25701,6 @@
           <w:sz w:val="19"/>
           <w:szCs w:val="19"/>
           <w:highlight w:val="white"/>
-          <w:lang w:val="en-US"/>
           <w14:ligatures w14:val="standardContextual"/>
         </w:rPr>
         <w:t xml:space="preserve"> </w:t>
@@ -25139,7 +25723,6 @@
           <w:sz w:val="19"/>
           <w:szCs w:val="19"/>
           <w:highlight w:val="white"/>
-          <w:lang w:val="en-US"/>
           <w14:ligatures w14:val="standardContextual"/>
         </w:rPr>
         <w:t xml:space="preserve"> </w:t>
@@ -25162,7 +25745,6 @@
           <w:sz w:val="19"/>
           <w:szCs w:val="19"/>
           <w:highlight w:val="white"/>
-          <w:lang w:val="en-US"/>
           <w14:ligatures w14:val="standardContextual"/>
         </w:rPr>
         <w:t xml:space="preserve"> </w:t>
@@ -25185,7 +25767,6 @@
           <w:sz w:val="19"/>
           <w:szCs w:val="19"/>
           <w:highlight w:val="white"/>
-          <w:lang w:val="en-US"/>
           <w14:ligatures w14:val="standardContextual"/>
         </w:rPr>
         <w:t xml:space="preserve"> </w:t>
@@ -25240,8 +25821,36 @@
           <w:lang w:val="en-US"/>
           <w14:ligatures w14:val="standardContextual"/>
         </w:rPr>
-        <w:t xml:space="preserve"> printGraph(</w:t>
-      </w:r>
+        <w:t xml:space="preserve"> </w:t>
+      </w:r>
+      <w:proofErr w:type="spellStart"/>
+      <w:proofErr w:type="gramStart"/>
+      <w:r>
+        <w:rPr>
+          <w:rFonts w:ascii="Cascadia Mono" w:hAnsi="Cascadia Mono" w:cs="Cascadia Mono"/>
+          <w:color w:val="000000"/>
+          <w:sz w:val="19"/>
+          <w:szCs w:val="19"/>
+          <w:highlight w:val="white"/>
+          <w:lang w:val="en-US"/>
+          <w14:ligatures w14:val="standardContextual"/>
+        </w:rPr>
+        <w:t>printGraph</w:t>
+      </w:r>
+      <w:proofErr w:type="spellEnd"/>
+      <w:r>
+        <w:rPr>
+          <w:rFonts w:ascii="Cascadia Mono" w:hAnsi="Cascadia Mono" w:cs="Cascadia Mono"/>
+          <w:color w:val="000000"/>
+          <w:sz w:val="19"/>
+          <w:szCs w:val="19"/>
+          <w:highlight w:val="white"/>
+          <w:lang w:val="en-US"/>
+          <w14:ligatures w14:val="standardContextual"/>
+        </w:rPr>
+        <w:t>(</w:t>
+      </w:r>
+      <w:proofErr w:type="gramEnd"/>
       <w:r>
         <w:rPr>
           <w:rFonts w:ascii="Cascadia Mono" w:hAnsi="Cascadia Mono" w:cs="Cascadia Mono"/>
@@ -25523,6 +26132,7 @@
         </w:rPr>
         <w:t xml:space="preserve"> (</w:t>
       </w:r>
+      <w:proofErr w:type="spellStart"/>
       <w:r>
         <w:rPr>
           <w:rFonts w:ascii="Cascadia Mono" w:hAnsi="Cascadia Mono" w:cs="Cascadia Mono"/>
@@ -25535,18 +26145,73 @@
         </w:rPr>
         <w:t>size_t</w:t>
       </w:r>
-      <w:r>
-        <w:rPr>
-          <w:rFonts w:ascii="Cascadia Mono" w:hAnsi="Cascadia Mono" w:cs="Cascadia Mono"/>
-          <w:color w:val="000000"/>
-          <w:sz w:val="19"/>
-          <w:szCs w:val="19"/>
-          <w:highlight w:val="white"/>
-          <w:lang w:val="en-US"/>
-          <w14:ligatures w14:val="standardContextual"/>
-        </w:rPr>
-        <w:t xml:space="preserve"> i = 0; i &lt; </w:t>
-      </w:r>
+      <w:proofErr w:type="spellEnd"/>
+      <w:r>
+        <w:rPr>
+          <w:rFonts w:ascii="Cascadia Mono" w:hAnsi="Cascadia Mono" w:cs="Cascadia Mono"/>
+          <w:color w:val="000000"/>
+          <w:sz w:val="19"/>
+          <w:szCs w:val="19"/>
+          <w:highlight w:val="white"/>
+          <w:lang w:val="en-US"/>
+          <w14:ligatures w14:val="standardContextual"/>
+        </w:rPr>
+        <w:t xml:space="preserve"> </w:t>
+      </w:r>
+      <w:proofErr w:type="spellStart"/>
+      <w:r>
+        <w:rPr>
+          <w:rFonts w:ascii="Cascadia Mono" w:hAnsi="Cascadia Mono" w:cs="Cascadia Mono"/>
+          <w:color w:val="000000"/>
+          <w:sz w:val="19"/>
+          <w:szCs w:val="19"/>
+          <w:highlight w:val="white"/>
+          <w:lang w:val="en-US"/>
+          <w14:ligatures w14:val="standardContextual"/>
+        </w:rPr>
+        <w:t>i</w:t>
+      </w:r>
+      <w:proofErr w:type="spellEnd"/>
+      <w:r>
+        <w:rPr>
+          <w:rFonts w:ascii="Cascadia Mono" w:hAnsi="Cascadia Mono" w:cs="Cascadia Mono"/>
+          <w:color w:val="000000"/>
+          <w:sz w:val="19"/>
+          <w:szCs w:val="19"/>
+          <w:highlight w:val="white"/>
+          <w:lang w:val="en-US"/>
+          <w14:ligatures w14:val="standardContextual"/>
+        </w:rPr>
+        <w:t xml:space="preserve"> = 0; </w:t>
+      </w:r>
+      <w:proofErr w:type="spellStart"/>
+      <w:r>
+        <w:rPr>
+          <w:rFonts w:ascii="Cascadia Mono" w:hAnsi="Cascadia Mono" w:cs="Cascadia Mono"/>
+          <w:color w:val="000000"/>
+          <w:sz w:val="19"/>
+          <w:szCs w:val="19"/>
+          <w:highlight w:val="white"/>
+          <w:lang w:val="en-US"/>
+          <w14:ligatures w14:val="standardContextual"/>
+        </w:rPr>
+        <w:t>i</w:t>
+      </w:r>
+      <w:proofErr w:type="spellEnd"/>
+      <w:r>
+        <w:rPr>
+          <w:rFonts w:ascii="Cascadia Mono" w:hAnsi="Cascadia Mono" w:cs="Cascadia Mono"/>
+          <w:color w:val="000000"/>
+          <w:sz w:val="19"/>
+          <w:szCs w:val="19"/>
+          <w:highlight w:val="white"/>
+          <w:lang w:val="en-US"/>
+          <w14:ligatures w14:val="standardContextual"/>
+        </w:rPr>
+        <w:t xml:space="preserve"> &lt; </w:t>
+      </w:r>
+      <w:proofErr w:type="spellStart"/>
+      <w:proofErr w:type="gramStart"/>
       <w:r>
         <w:rPr>
           <w:rFonts w:ascii="Cascadia Mono" w:hAnsi="Cascadia Mono" w:cs="Cascadia Mono"/>
@@ -25569,7 +26234,47 @@
           <w:lang w:val="en-US"/>
           <w14:ligatures w14:val="standardContextual"/>
         </w:rPr>
-        <w:t>.size(); ++i) {</w:t>
+        <w:t>.size</w:t>
+      </w:r>
+      <w:proofErr w:type="spellEnd"/>
+      <w:proofErr w:type="gramEnd"/>
+      <w:r>
+        <w:rPr>
+          <w:rFonts w:ascii="Cascadia Mono" w:hAnsi="Cascadia Mono" w:cs="Cascadia Mono"/>
+          <w:color w:val="000000"/>
+          <w:sz w:val="19"/>
+          <w:szCs w:val="19"/>
+          <w:highlight w:val="white"/>
+          <w:lang w:val="en-US"/>
+          <w14:ligatures w14:val="standardContextual"/>
+        </w:rPr>
+        <w:t>(); ++</w:t>
+      </w:r>
+      <w:proofErr w:type="spellStart"/>
+      <w:r>
+        <w:rPr>
+          <w:rFonts w:ascii="Cascadia Mono" w:hAnsi="Cascadia Mono" w:cs="Cascadia Mono"/>
+          <w:color w:val="000000"/>
+          <w:sz w:val="19"/>
+          <w:szCs w:val="19"/>
+          <w:highlight w:val="white"/>
+          <w:lang w:val="en-US"/>
+          <w14:ligatures w14:val="standardContextual"/>
+        </w:rPr>
+        <w:t>i</w:t>
+      </w:r>
+      <w:proofErr w:type="spellEnd"/>
+      <w:r>
+        <w:rPr>
+          <w:rFonts w:ascii="Cascadia Mono" w:hAnsi="Cascadia Mono" w:cs="Cascadia Mono"/>
+          <w:color w:val="000000"/>
+          <w:sz w:val="19"/>
+          <w:szCs w:val="19"/>
+          <w:highlight w:val="white"/>
+          <w:lang w:val="en-US"/>
+          <w14:ligatures w14:val="standardContextual"/>
+        </w:rPr>
+        <w:t>) {</w:t>
       </w:r>
     </w:p>
     <w:p>
@@ -25624,6 +26329,7 @@
         </w:rPr>
         <w:t xml:space="preserve"> (</w:t>
       </w:r>
+      <w:proofErr w:type="spellStart"/>
       <w:r>
         <w:rPr>
           <w:rFonts w:ascii="Cascadia Mono" w:hAnsi="Cascadia Mono" w:cs="Cascadia Mono"/>
@@ -25636,6 +26342,7 @@
         </w:rPr>
         <w:t>size_t</w:t>
       </w:r>
+      <w:proofErr w:type="spellEnd"/>
       <w:r>
         <w:rPr>
           <w:rFonts w:ascii="Cascadia Mono" w:hAnsi="Cascadia Mono" w:cs="Cascadia Mono"/>
@@ -25672,6 +26379,7 @@
         </w:rPr>
         <w:t>[</w:t>
       </w:r>
+      <w:proofErr w:type="spellStart"/>
       <w:r>
         <w:rPr>
           <w:rFonts w:ascii="Cascadia Mono" w:hAnsi="Cascadia Mono" w:cs="Cascadia Mono"/>
@@ -25684,6 +26392,8 @@
         </w:rPr>
         <w:t>i</w:t>
       </w:r>
+      <w:proofErr w:type="spellEnd"/>
+      <w:proofErr w:type="gramStart"/>
       <w:r>
         <w:rPr>
           <w:rFonts w:ascii="Cascadia Mono" w:hAnsi="Cascadia Mono" w:cs="Cascadia Mono"/>
@@ -25706,7 +26416,20 @@
           <w:lang w:val="en-US"/>
           <w14:ligatures w14:val="standardContextual"/>
         </w:rPr>
-        <w:t>.size(); ++j) {</w:t>
+        <w:t>.size</w:t>
+      </w:r>
+      <w:proofErr w:type="gramEnd"/>
+      <w:r>
+        <w:rPr>
+          <w:rFonts w:ascii="Cascadia Mono" w:hAnsi="Cascadia Mono" w:cs="Cascadia Mono"/>
+          <w:color w:val="000000"/>
+          <w:sz w:val="19"/>
+          <w:szCs w:val="19"/>
+          <w:highlight w:val="white"/>
+          <w:lang w:val="en-US"/>
+          <w14:ligatures w14:val="standardContextual"/>
+        </w:rPr>
+        <w:t>(); ++j) {</w:t>
       </w:r>
     </w:p>
     <w:p>
@@ -25785,6 +26508,7 @@
         </w:rPr>
         <w:t>[</w:t>
       </w:r>
+      <w:proofErr w:type="spellStart"/>
       <w:r>
         <w:rPr>
           <w:rFonts w:ascii="Cascadia Mono" w:hAnsi="Cascadia Mono" w:cs="Cascadia Mono"/>
@@ -25797,6 +26521,7 @@
         </w:rPr>
         <w:t>i</w:t>
       </w:r>
+      <w:proofErr w:type="spellEnd"/>
       <w:r>
         <w:rPr>
           <w:rFonts w:ascii="Cascadia Mono" w:hAnsi="Cascadia Mono" w:cs="Cascadia Mono"/>
@@ -25896,7 +26621,33 @@
           <w:lang w:val="en-US"/>
           <w14:ligatures w14:val="standardContextual"/>
         </w:rPr>
-        <w:t xml:space="preserve">                cout </w:t>
+        <w:t xml:space="preserve">                </w:t>
+      </w:r>
+      <w:proofErr w:type="spellStart"/>
+      <w:r>
+        <w:rPr>
+          <w:rFonts w:ascii="Cascadia Mono" w:hAnsi="Cascadia Mono" w:cs="Cascadia Mono"/>
+          <w:color w:val="000000"/>
+          <w:sz w:val="19"/>
+          <w:szCs w:val="19"/>
+          <w:highlight w:val="white"/>
+          <w:lang w:val="en-US"/>
+          <w14:ligatures w14:val="standardContextual"/>
+        </w:rPr>
+        <w:t>cout</w:t>
+      </w:r>
+      <w:proofErr w:type="spellEnd"/>
+      <w:r>
+        <w:rPr>
+          <w:rFonts w:ascii="Cascadia Mono" w:hAnsi="Cascadia Mono" w:cs="Cascadia Mono"/>
+          <w:color w:val="000000"/>
+          <w:sz w:val="19"/>
+          <w:szCs w:val="19"/>
+          <w:highlight w:val="white"/>
+          <w:lang w:val="en-US"/>
+          <w14:ligatures w14:val="standardContextual"/>
+        </w:rPr>
+        <w:t xml:space="preserve"> </w:t>
       </w:r>
       <w:r>
         <w:rPr>
@@ -26055,7 +26806,33 @@
           <w:lang w:val="en-US"/>
           <w14:ligatures w14:val="standardContextual"/>
         </w:rPr>
-        <w:t xml:space="preserve">                cout </w:t>
+        <w:t xml:space="preserve">                </w:t>
+      </w:r>
+      <w:proofErr w:type="spellStart"/>
+      <w:r>
+        <w:rPr>
+          <w:rFonts w:ascii="Cascadia Mono" w:hAnsi="Cascadia Mono" w:cs="Cascadia Mono"/>
+          <w:color w:val="000000"/>
+          <w:sz w:val="19"/>
+          <w:szCs w:val="19"/>
+          <w:highlight w:val="white"/>
+          <w:lang w:val="en-US"/>
+          <w14:ligatures w14:val="standardContextual"/>
+        </w:rPr>
+        <w:t>cout</w:t>
+      </w:r>
+      <w:proofErr w:type="spellEnd"/>
+      <w:r>
+        <w:rPr>
+          <w:rFonts w:ascii="Cascadia Mono" w:hAnsi="Cascadia Mono" w:cs="Cascadia Mono"/>
+          <w:color w:val="000000"/>
+          <w:sz w:val="19"/>
+          <w:szCs w:val="19"/>
+          <w:highlight w:val="white"/>
+          <w:lang w:val="en-US"/>
+          <w14:ligatures w14:val="standardContextual"/>
+        </w:rPr>
+        <w:t xml:space="preserve"> </w:t>
       </w:r>
       <w:r>
         <w:rPr>
@@ -26105,6 +26882,7 @@
         </w:rPr>
         <w:t>[</w:t>
       </w:r>
+      <w:proofErr w:type="spellStart"/>
       <w:r>
         <w:rPr>
           <w:rFonts w:ascii="Cascadia Mono" w:hAnsi="Cascadia Mono" w:cs="Cascadia Mono"/>
@@ -26117,6 +26895,7 @@
         </w:rPr>
         <w:t>i</w:t>
       </w:r>
+      <w:proofErr w:type="spellEnd"/>
       <w:r>
         <w:rPr>
           <w:rFonts w:ascii="Cascadia Mono" w:hAnsi="Cascadia Mono" w:cs="Cascadia Mono"/>
@@ -26298,7 +27077,33 @@
           <w:lang w:val="en-US"/>
           <w14:ligatures w14:val="standardContextual"/>
         </w:rPr>
-        <w:t xml:space="preserve">        cout </w:t>
+        <w:t xml:space="preserve">        </w:t>
+      </w:r>
+      <w:proofErr w:type="spellStart"/>
+      <w:r>
+        <w:rPr>
+          <w:rFonts w:ascii="Cascadia Mono" w:hAnsi="Cascadia Mono" w:cs="Cascadia Mono"/>
+          <w:color w:val="000000"/>
+          <w:sz w:val="19"/>
+          <w:szCs w:val="19"/>
+          <w:highlight w:val="white"/>
+          <w:lang w:val="en-US"/>
+          <w14:ligatures w14:val="standardContextual"/>
+        </w:rPr>
+        <w:t>cout</w:t>
+      </w:r>
+      <w:proofErr w:type="spellEnd"/>
+      <w:r>
+        <w:rPr>
+          <w:rFonts w:ascii="Cascadia Mono" w:hAnsi="Cascadia Mono" w:cs="Cascadia Mono"/>
+          <w:color w:val="000000"/>
+          <w:sz w:val="19"/>
+          <w:szCs w:val="19"/>
+          <w:highlight w:val="white"/>
+          <w:lang w:val="en-US"/>
+          <w14:ligatures w14:val="standardContextual"/>
+        </w:rPr>
+        <w:t xml:space="preserve"> </w:t>
       </w:r>
       <w:r>
         <w:rPr>
@@ -26322,7 +27127,33 @@
           <w:lang w:val="en-US"/>
           <w14:ligatures w14:val="standardContextual"/>
         </w:rPr>
-        <w:t xml:space="preserve"> endl;</w:t>
+        <w:t xml:space="preserve"> </w:t>
+      </w:r>
+      <w:proofErr w:type="spellStart"/>
+      <w:r>
+        <w:rPr>
+          <w:rFonts w:ascii="Cascadia Mono" w:hAnsi="Cascadia Mono" w:cs="Cascadia Mono"/>
+          <w:color w:val="000000"/>
+          <w:sz w:val="19"/>
+          <w:szCs w:val="19"/>
+          <w:highlight w:val="white"/>
+          <w:lang w:val="en-US"/>
+          <w14:ligatures w14:val="standardContextual"/>
+        </w:rPr>
+        <w:t>endl</w:t>
+      </w:r>
+      <w:proofErr w:type="spellEnd"/>
+      <w:r>
+        <w:rPr>
+          <w:rFonts w:ascii="Cascadia Mono" w:hAnsi="Cascadia Mono" w:cs="Cascadia Mono"/>
+          <w:color w:val="000000"/>
+          <w:sz w:val="19"/>
+          <w:szCs w:val="19"/>
+          <w:highlight w:val="white"/>
+          <w:lang w:val="en-US"/>
+          <w14:ligatures w14:val="standardContextual"/>
+        </w:rPr>
+        <w:t>;</w:t>
       </w:r>
     </w:p>
     <w:p>
@@ -26526,7 +27357,33 @@
           <w:lang w:val="en-US"/>
           <w14:ligatures w14:val="standardContextual"/>
         </w:rPr>
-        <w:t xml:space="preserve"> floydWarshall(</w:t>
+        <w:t xml:space="preserve"> </w:t>
+      </w:r>
+      <w:proofErr w:type="spellStart"/>
+      <w:r>
+        <w:rPr>
+          <w:rFonts w:ascii="Cascadia Mono" w:hAnsi="Cascadia Mono" w:cs="Cascadia Mono"/>
+          <w:color w:val="000000"/>
+          <w:sz w:val="19"/>
+          <w:szCs w:val="19"/>
+          <w:highlight w:val="white"/>
+          <w:lang w:val="en-US"/>
+          <w14:ligatures w14:val="standardContextual"/>
+        </w:rPr>
+        <w:t>floydWarshall</w:t>
+      </w:r>
+      <w:proofErr w:type="spellEnd"/>
+      <w:r>
+        <w:rPr>
+          <w:rFonts w:ascii="Cascadia Mono" w:hAnsi="Cascadia Mono" w:cs="Cascadia Mono"/>
+          <w:color w:val="000000"/>
+          <w:sz w:val="19"/>
+          <w:szCs w:val="19"/>
+          <w:highlight w:val="white"/>
+          <w:lang w:val="en-US"/>
+          <w14:ligatures w14:val="standardContextual"/>
+        </w:rPr>
+        <w:t>(</w:t>
       </w:r>
       <w:r>
         <w:rPr>
@@ -26677,6 +27534,8 @@
         </w:rPr>
         <w:t xml:space="preserve"> n = </w:t>
       </w:r>
+      <w:proofErr w:type="spellStart"/>
+      <w:proofErr w:type="gramStart"/>
       <w:r>
         <w:rPr>
           <w:rFonts w:ascii="Cascadia Mono" w:hAnsi="Cascadia Mono" w:cs="Cascadia Mono"/>
@@ -26699,7 +27558,21 @@
           <w:lang w:val="en-US"/>
           <w14:ligatures w14:val="standardContextual"/>
         </w:rPr>
-        <w:t>.size();</w:t>
+        <w:t>.size</w:t>
+      </w:r>
+      <w:proofErr w:type="spellEnd"/>
+      <w:proofErr w:type="gramEnd"/>
+      <w:r>
+        <w:rPr>
+          <w:rFonts w:ascii="Cascadia Mono" w:hAnsi="Cascadia Mono" w:cs="Cascadia Mono"/>
+          <w:color w:val="000000"/>
+          <w:sz w:val="19"/>
+          <w:szCs w:val="19"/>
+          <w:highlight w:val="white"/>
+          <w:lang w:val="en-US"/>
+          <w14:ligatures w14:val="standardContextual"/>
+        </w:rPr>
+        <w:t>();</w:t>
       </w:r>
     </w:p>
     <w:p>
@@ -26822,7 +27695,6 @@
           <w:lang w:val="en-US"/>
           <w14:ligatures w14:val="standardContextual"/>
         </w:rPr>
-        <w:lastRenderedPageBreak/>
         <w:t xml:space="preserve">        </w:t>
       </w:r>
       <w:r>
@@ -26871,7 +27743,85 @@
           <w:lang w:val="en-US"/>
           <w14:ligatures w14:val="standardContextual"/>
         </w:rPr>
-        <w:t xml:space="preserve"> i = 0; i &lt; n; ++i) {</w:t>
+        <w:t xml:space="preserve"> </w:t>
+      </w:r>
+      <w:proofErr w:type="spellStart"/>
+      <w:r>
+        <w:rPr>
+          <w:rFonts w:ascii="Cascadia Mono" w:hAnsi="Cascadia Mono" w:cs="Cascadia Mono"/>
+          <w:color w:val="000000"/>
+          <w:sz w:val="19"/>
+          <w:szCs w:val="19"/>
+          <w:highlight w:val="white"/>
+          <w:lang w:val="en-US"/>
+          <w14:ligatures w14:val="standardContextual"/>
+        </w:rPr>
+        <w:t>i</w:t>
+      </w:r>
+      <w:proofErr w:type="spellEnd"/>
+      <w:r>
+        <w:rPr>
+          <w:rFonts w:ascii="Cascadia Mono" w:hAnsi="Cascadia Mono" w:cs="Cascadia Mono"/>
+          <w:color w:val="000000"/>
+          <w:sz w:val="19"/>
+          <w:szCs w:val="19"/>
+          <w:highlight w:val="white"/>
+          <w:lang w:val="en-US"/>
+          <w14:ligatures w14:val="standardContextual"/>
+        </w:rPr>
+        <w:t xml:space="preserve"> = 0; </w:t>
+      </w:r>
+      <w:proofErr w:type="spellStart"/>
+      <w:r>
+        <w:rPr>
+          <w:rFonts w:ascii="Cascadia Mono" w:hAnsi="Cascadia Mono" w:cs="Cascadia Mono"/>
+          <w:color w:val="000000"/>
+          <w:sz w:val="19"/>
+          <w:szCs w:val="19"/>
+          <w:highlight w:val="white"/>
+          <w:lang w:val="en-US"/>
+          <w14:ligatures w14:val="standardContextual"/>
+        </w:rPr>
+        <w:t>i</w:t>
+      </w:r>
+      <w:proofErr w:type="spellEnd"/>
+      <w:r>
+        <w:rPr>
+          <w:rFonts w:ascii="Cascadia Mono" w:hAnsi="Cascadia Mono" w:cs="Cascadia Mono"/>
+          <w:color w:val="000000"/>
+          <w:sz w:val="19"/>
+          <w:szCs w:val="19"/>
+          <w:highlight w:val="white"/>
+          <w:lang w:val="en-US"/>
+          <w14:ligatures w14:val="standardContextual"/>
+        </w:rPr>
+        <w:t xml:space="preserve"> &lt; n; ++</w:t>
+      </w:r>
+      <w:proofErr w:type="spellStart"/>
+      <w:r>
+        <w:rPr>
+          <w:rFonts w:ascii="Cascadia Mono" w:hAnsi="Cascadia Mono" w:cs="Cascadia Mono"/>
+          <w:color w:val="000000"/>
+          <w:sz w:val="19"/>
+          <w:szCs w:val="19"/>
+          <w:highlight w:val="white"/>
+          <w:lang w:val="en-US"/>
+          <w14:ligatures w14:val="standardContextual"/>
+        </w:rPr>
+        <w:t>i</w:t>
+      </w:r>
+      <w:proofErr w:type="spellEnd"/>
+      <w:r>
+        <w:rPr>
+          <w:rFonts w:ascii="Cascadia Mono" w:hAnsi="Cascadia Mono" w:cs="Cascadia Mono"/>
+          <w:color w:val="000000"/>
+          <w:sz w:val="19"/>
+          <w:szCs w:val="19"/>
+          <w:highlight w:val="white"/>
+          <w:lang w:val="en-US"/>
+          <w14:ligatures w14:val="standardContextual"/>
+        </w:rPr>
+        <w:t>) {</w:t>
       </w:r>
     </w:p>
     <w:p>
@@ -27027,6 +27977,7 @@
         </w:rPr>
         <w:t>[</w:t>
       </w:r>
+      <w:proofErr w:type="spellStart"/>
       <w:r>
         <w:rPr>
           <w:rFonts w:ascii="Cascadia Mono" w:hAnsi="Cascadia Mono" w:cs="Cascadia Mono"/>
@@ -27039,6 +27990,7 @@
         </w:rPr>
         <w:t>i</w:t>
       </w:r>
+      <w:proofErr w:type="spellEnd"/>
       <w:r>
         <w:rPr>
           <w:rFonts w:ascii="Cascadia Mono" w:hAnsi="Cascadia Mono" w:cs="Cascadia Mono"/>
@@ -27063,6 +28015,7 @@
         </w:rPr>
         <w:t>k</w:t>
       </w:r>
+      <w:proofErr w:type="gramStart"/>
       <w:r>
         <w:rPr>
           <w:rFonts w:ascii="Cascadia Mono" w:hAnsi="Cascadia Mono" w:cs="Cascadia Mono"/>
@@ -27085,7 +28038,20 @@
           <w:lang w:val="en-US"/>
           <w14:ligatures w14:val="standardContextual"/>
         </w:rPr>
-        <w:t xml:space="preserve"> != </w:t>
+        <w:t xml:space="preserve"> !</w:t>
+      </w:r>
+      <w:proofErr w:type="gramEnd"/>
+      <w:r>
+        <w:rPr>
+          <w:rFonts w:ascii="Cascadia Mono" w:hAnsi="Cascadia Mono" w:cs="Cascadia Mono"/>
+          <w:color w:val="000000"/>
+          <w:sz w:val="19"/>
+          <w:szCs w:val="19"/>
+          <w:highlight w:val="white"/>
+          <w:lang w:val="en-US"/>
+          <w14:ligatures w14:val="standardContextual"/>
+        </w:rPr>
+        <w:t xml:space="preserve">= </w:t>
       </w:r>
       <w:r>
         <w:rPr>
@@ -27246,6 +28212,7 @@
           <w:lang w:val="en-US"/>
           <w14:ligatures w14:val="standardContextual"/>
         </w:rPr>
+        <w:lastRenderedPageBreak/>
         <w:t xml:space="preserve">                    </w:t>
       </w:r>
       <w:r>
@@ -27272,6 +28239,7 @@
         </w:rPr>
         <w:t>[</w:t>
       </w:r>
+      <w:proofErr w:type="spellStart"/>
       <w:r>
         <w:rPr>
           <w:rFonts w:ascii="Cascadia Mono" w:hAnsi="Cascadia Mono" w:cs="Cascadia Mono"/>
@@ -27284,6 +28252,7 @@
         </w:rPr>
         <w:t>i</w:t>
       </w:r>
+      <w:proofErr w:type="spellEnd"/>
       <w:r>
         <w:rPr>
           <w:rFonts w:ascii="Cascadia Mono" w:hAnsi="Cascadia Mono" w:cs="Cascadia Mono"/>
@@ -27356,6 +28325,7 @@
         </w:rPr>
         <w:t>[</w:t>
       </w:r>
+      <w:proofErr w:type="spellStart"/>
       <w:r>
         <w:rPr>
           <w:rFonts w:ascii="Cascadia Mono" w:hAnsi="Cascadia Mono" w:cs="Cascadia Mono"/>
@@ -27368,6 +28338,7 @@
         </w:rPr>
         <w:t>i</w:t>
       </w:r>
+      <w:proofErr w:type="spellEnd"/>
       <w:r>
         <w:rPr>
           <w:rFonts w:ascii="Cascadia Mono" w:hAnsi="Cascadia Mono" w:cs="Cascadia Mono"/>
@@ -27553,6 +28524,7 @@
         </w:rPr>
         <w:t>[</w:t>
       </w:r>
+      <w:proofErr w:type="spellStart"/>
       <w:r>
         <w:rPr>
           <w:rFonts w:ascii="Cascadia Mono" w:hAnsi="Cascadia Mono" w:cs="Cascadia Mono"/>
@@ -27565,6 +28537,7 @@
         </w:rPr>
         <w:t>i</w:t>
       </w:r>
+      <w:proofErr w:type="spellEnd"/>
       <w:r>
         <w:rPr>
           <w:rFonts w:ascii="Cascadia Mono" w:hAnsi="Cascadia Mono" w:cs="Cascadia Mono"/>
@@ -27637,6 +28610,7 @@
         </w:rPr>
         <w:t>[</w:t>
       </w:r>
+      <w:proofErr w:type="spellStart"/>
       <w:r>
         <w:rPr>
           <w:rFonts w:ascii="Cascadia Mono" w:hAnsi="Cascadia Mono" w:cs="Cascadia Mono"/>
@@ -27649,6 +28623,7 @@
         </w:rPr>
         <w:t>i</w:t>
       </w:r>
+      <w:proofErr w:type="spellEnd"/>
       <w:r>
         <w:rPr>
           <w:rFonts w:ascii="Cascadia Mono" w:hAnsi="Cascadia Mono" w:cs="Cascadia Mono"/>
@@ -28010,8 +28985,36 @@
           <w:lang w:val="en-US"/>
           <w14:ligatures w14:val="standardContextual"/>
         </w:rPr>
-        <w:t xml:space="preserve"> dfs(</w:t>
-      </w:r>
+        <w:t xml:space="preserve"> </w:t>
+      </w:r>
+      <w:proofErr w:type="spellStart"/>
+      <w:proofErr w:type="gramStart"/>
+      <w:r>
+        <w:rPr>
+          <w:rFonts w:ascii="Cascadia Mono" w:hAnsi="Cascadia Mono" w:cs="Cascadia Mono"/>
+          <w:color w:val="000000"/>
+          <w:sz w:val="19"/>
+          <w:szCs w:val="19"/>
+          <w:highlight w:val="white"/>
+          <w:lang w:val="en-US"/>
+          <w14:ligatures w14:val="standardContextual"/>
+        </w:rPr>
+        <w:t>dfs</w:t>
+      </w:r>
+      <w:proofErr w:type="spellEnd"/>
+      <w:r>
+        <w:rPr>
+          <w:rFonts w:ascii="Cascadia Mono" w:hAnsi="Cascadia Mono" w:cs="Cascadia Mono"/>
+          <w:color w:val="000000"/>
+          <w:sz w:val="19"/>
+          <w:szCs w:val="19"/>
+          <w:highlight w:val="white"/>
+          <w:lang w:val="en-US"/>
+          <w14:ligatures w14:val="standardContextual"/>
+        </w:rPr>
+        <w:t>(</w:t>
+      </w:r>
+      <w:proofErr w:type="gramEnd"/>
       <w:r>
         <w:rPr>
           <w:rFonts w:ascii="Cascadia Mono" w:hAnsi="Cascadia Mono" w:cs="Cascadia Mono"/>
@@ -28132,6 +29135,7 @@
         </w:rPr>
         <w:t xml:space="preserve"> </w:t>
       </w:r>
+      <w:proofErr w:type="spellStart"/>
       <w:r>
         <w:rPr>
           <w:rFonts w:ascii="Cascadia Mono" w:hAnsi="Cascadia Mono" w:cs="Cascadia Mono"/>
@@ -28144,6 +29148,7 @@
         </w:rPr>
         <w:t>currentDistance</w:t>
       </w:r>
+      <w:proofErr w:type="spellEnd"/>
       <w:r>
         <w:rPr>
           <w:rFonts w:ascii="Cascadia Mono" w:hAnsi="Cascadia Mono" w:cs="Cascadia Mono"/>
@@ -28372,6 +29377,7 @@
         </w:rPr>
         <w:t xml:space="preserve">&amp; </w:t>
       </w:r>
+      <w:proofErr w:type="spellStart"/>
       <w:r>
         <w:rPr>
           <w:rFonts w:ascii="Cascadia Mono" w:hAnsi="Cascadia Mono" w:cs="Cascadia Mono"/>
@@ -28384,6 +29390,7 @@
         </w:rPr>
         <w:t>minDistance</w:t>
       </w:r>
+      <w:proofErr w:type="spellEnd"/>
       <w:r>
         <w:rPr>
           <w:rFonts w:ascii="Cascadia Mono" w:hAnsi="Cascadia Mono" w:cs="Cascadia Mono"/>
@@ -28526,6 +29533,7 @@
         </w:rPr>
         <w:t xml:space="preserve">        </w:t>
       </w:r>
+      <w:proofErr w:type="spellStart"/>
       <w:r>
         <w:rPr>
           <w:rFonts w:ascii="Cascadia Mono" w:hAnsi="Cascadia Mono" w:cs="Cascadia Mono"/>
@@ -28538,18 +29546,34 @@
         </w:rPr>
         <w:t>minDistance</w:t>
       </w:r>
-      <w:r>
-        <w:rPr>
-          <w:rFonts w:ascii="Cascadia Mono" w:hAnsi="Cascadia Mono" w:cs="Cascadia Mono"/>
-          <w:color w:val="000000"/>
-          <w:sz w:val="19"/>
-          <w:szCs w:val="19"/>
-          <w:highlight w:val="white"/>
-          <w:lang w:val="en-US"/>
-          <w14:ligatures w14:val="standardContextual"/>
-        </w:rPr>
-        <w:t xml:space="preserve"> = min(</w:t>
-      </w:r>
+      <w:proofErr w:type="spellEnd"/>
+      <w:r>
+        <w:rPr>
+          <w:rFonts w:ascii="Cascadia Mono" w:hAnsi="Cascadia Mono" w:cs="Cascadia Mono"/>
+          <w:color w:val="000000"/>
+          <w:sz w:val="19"/>
+          <w:szCs w:val="19"/>
+          <w:highlight w:val="white"/>
+          <w:lang w:val="en-US"/>
+          <w14:ligatures w14:val="standardContextual"/>
+        </w:rPr>
+        <w:t xml:space="preserve"> = </w:t>
+      </w:r>
+      <w:proofErr w:type="gramStart"/>
+      <w:r>
+        <w:rPr>
+          <w:rFonts w:ascii="Cascadia Mono" w:hAnsi="Cascadia Mono" w:cs="Cascadia Mono"/>
+          <w:color w:val="000000"/>
+          <w:sz w:val="19"/>
+          <w:szCs w:val="19"/>
+          <w:highlight w:val="white"/>
+          <w:lang w:val="en-US"/>
+          <w14:ligatures w14:val="standardContextual"/>
+        </w:rPr>
+        <w:t>min(</w:t>
+      </w:r>
+      <w:proofErr w:type="spellStart"/>
+      <w:proofErr w:type="gramEnd"/>
       <w:r>
         <w:rPr>
           <w:rFonts w:ascii="Cascadia Mono" w:hAnsi="Cascadia Mono" w:cs="Cascadia Mono"/>
@@ -28562,6 +29586,7 @@
         </w:rPr>
         <w:t>minDistance</w:t>
       </w:r>
+      <w:proofErr w:type="spellEnd"/>
       <w:r>
         <w:rPr>
           <w:rFonts w:ascii="Cascadia Mono" w:hAnsi="Cascadia Mono" w:cs="Cascadia Mono"/>
@@ -28574,6 +29599,7 @@
         </w:rPr>
         <w:t xml:space="preserve">, </w:t>
       </w:r>
+      <w:proofErr w:type="spellStart"/>
       <w:r>
         <w:rPr>
           <w:rFonts w:ascii="Cascadia Mono" w:hAnsi="Cascadia Mono" w:cs="Cascadia Mono"/>
@@ -28586,6 +29612,7 @@
         </w:rPr>
         <w:t>currentDistance</w:t>
       </w:r>
+      <w:proofErr w:type="spellEnd"/>
       <w:r>
         <w:rPr>
           <w:rFonts w:ascii="Cascadia Mono" w:hAnsi="Cascadia Mono" w:cs="Cascadia Mono"/>
@@ -28911,6 +29938,8 @@
         </w:rPr>
         <w:t xml:space="preserve"> next = 0; next &lt; </w:t>
       </w:r>
+      <w:proofErr w:type="spellStart"/>
+      <w:proofErr w:type="gramStart"/>
       <w:r>
         <w:rPr>
           <w:rFonts w:ascii="Cascadia Mono" w:hAnsi="Cascadia Mono" w:cs="Cascadia Mono"/>
@@ -28933,7 +29962,21 @@
           <w:lang w:val="en-US"/>
           <w14:ligatures w14:val="standardContextual"/>
         </w:rPr>
-        <w:t>.size(); ++next) {</w:t>
+        <w:t>.size</w:t>
+      </w:r>
+      <w:proofErr w:type="spellEnd"/>
+      <w:proofErr w:type="gramEnd"/>
+      <w:r>
+        <w:rPr>
+          <w:rFonts w:ascii="Cascadia Mono" w:hAnsi="Cascadia Mono" w:cs="Cascadia Mono"/>
+          <w:color w:val="000000"/>
+          <w:sz w:val="19"/>
+          <w:szCs w:val="19"/>
+          <w:highlight w:val="white"/>
+          <w:lang w:val="en-US"/>
+          <w14:ligatures w14:val="standardContextual"/>
+        </w:rPr>
+        <w:t>(); ++next) {</w:t>
       </w:r>
     </w:p>
     <w:p>
@@ -28986,7 +30029,20 @@
           <w:lang w:val="en-US"/>
           <w14:ligatures w14:val="standardContextual"/>
         </w:rPr>
-        <w:t xml:space="preserve"> (!</w:t>
+        <w:t xml:space="preserve"> </w:t>
+      </w:r>
+      <w:proofErr w:type="gramStart"/>
+      <w:r>
+        <w:rPr>
+          <w:rFonts w:ascii="Cascadia Mono" w:hAnsi="Cascadia Mono" w:cs="Cascadia Mono"/>
+          <w:color w:val="000000"/>
+          <w:sz w:val="19"/>
+          <w:szCs w:val="19"/>
+          <w:highlight w:val="white"/>
+          <w:lang w:val="en-US"/>
+          <w14:ligatures w14:val="standardContextual"/>
+        </w:rPr>
+        <w:t>(!</w:t>
       </w:r>
       <w:r>
         <w:rPr>
@@ -29000,6 +30056,7 @@
         </w:rPr>
         <w:t>visited</w:t>
       </w:r>
+      <w:proofErr w:type="gramEnd"/>
       <w:r>
         <w:rPr>
           <w:rFonts w:ascii="Cascadia Mono" w:hAnsi="Cascadia Mono" w:cs="Cascadia Mono"/>
@@ -29183,7 +30240,47 @@
           <w:lang w:val="en-US"/>
           <w14:ligatures w14:val="standardContextual"/>
         </w:rPr>
-        <w:t xml:space="preserve">            dfs(next, </w:t>
+        <w:t xml:space="preserve">            </w:t>
+      </w:r>
+      <w:proofErr w:type="spellStart"/>
+      <w:proofErr w:type="gramStart"/>
+      <w:r>
+        <w:rPr>
+          <w:rFonts w:ascii="Cascadia Mono" w:hAnsi="Cascadia Mono" w:cs="Cascadia Mono"/>
+          <w:color w:val="000000"/>
+          <w:sz w:val="19"/>
+          <w:szCs w:val="19"/>
+          <w:highlight w:val="white"/>
+          <w:lang w:val="en-US"/>
+          <w14:ligatures w14:val="standardContextual"/>
+        </w:rPr>
+        <w:t>dfs</w:t>
+      </w:r>
+      <w:proofErr w:type="spellEnd"/>
+      <w:r>
+        <w:rPr>
+          <w:rFonts w:ascii="Cascadia Mono" w:hAnsi="Cascadia Mono" w:cs="Cascadia Mono"/>
+          <w:color w:val="000000"/>
+          <w:sz w:val="19"/>
+          <w:szCs w:val="19"/>
+          <w:highlight w:val="white"/>
+          <w:lang w:val="en-US"/>
+          <w14:ligatures w14:val="standardContextual"/>
+        </w:rPr>
+        <w:t>(</w:t>
+      </w:r>
+      <w:proofErr w:type="gramEnd"/>
+      <w:r>
+        <w:rPr>
+          <w:rFonts w:ascii="Cascadia Mono" w:hAnsi="Cascadia Mono" w:cs="Cascadia Mono"/>
+          <w:color w:val="000000"/>
+          <w:sz w:val="19"/>
+          <w:szCs w:val="19"/>
+          <w:highlight w:val="white"/>
+          <w:lang w:val="en-US"/>
+          <w14:ligatures w14:val="standardContextual"/>
+        </w:rPr>
+        <w:t xml:space="preserve">next, </w:t>
       </w:r>
       <w:r>
         <w:rPr>
@@ -29209,6 +30306,7 @@
         </w:rPr>
         <w:t xml:space="preserve">, </w:t>
       </w:r>
+      <w:proofErr w:type="spellStart"/>
       <w:r>
         <w:rPr>
           <w:rFonts w:ascii="Cascadia Mono" w:hAnsi="Cascadia Mono" w:cs="Cascadia Mono"/>
@@ -29221,6 +30319,7 @@
         </w:rPr>
         <w:t>currentDistance</w:t>
       </w:r>
+      <w:proofErr w:type="spellEnd"/>
       <w:r>
         <w:rPr>
           <w:rFonts w:ascii="Cascadia Mono" w:hAnsi="Cascadia Mono" w:cs="Cascadia Mono"/>
@@ -29365,6 +30464,7 @@
         </w:rPr>
         <w:t xml:space="preserve">, </w:t>
       </w:r>
+      <w:proofErr w:type="spellStart"/>
       <w:r>
         <w:rPr>
           <w:rFonts w:ascii="Cascadia Mono" w:hAnsi="Cascadia Mono" w:cs="Cascadia Mono"/>
@@ -29377,6 +30477,7 @@
         </w:rPr>
         <w:t>minDistance</w:t>
       </w:r>
+      <w:proofErr w:type="spellEnd"/>
       <w:r>
         <w:rPr>
           <w:rFonts w:ascii="Cascadia Mono" w:hAnsi="Cascadia Mono" w:cs="Cascadia Mono"/>
@@ -29712,8 +30813,36 @@
           <w:lang w:val="en-US"/>
           <w14:ligatures w14:val="standardContextual"/>
         </w:rPr>
-        <w:t xml:space="preserve"> bruteForceShortestPath(</w:t>
-      </w:r>
+        <w:t xml:space="preserve"> </w:t>
+      </w:r>
+      <w:proofErr w:type="spellStart"/>
+      <w:proofErr w:type="gramStart"/>
+      <w:r>
+        <w:rPr>
+          <w:rFonts w:ascii="Cascadia Mono" w:hAnsi="Cascadia Mono" w:cs="Cascadia Mono"/>
+          <w:color w:val="000000"/>
+          <w:sz w:val="19"/>
+          <w:szCs w:val="19"/>
+          <w:highlight w:val="white"/>
+          <w:lang w:val="en-US"/>
+          <w14:ligatures w14:val="standardContextual"/>
+        </w:rPr>
+        <w:t>bruteForceShortestPath</w:t>
+      </w:r>
+      <w:proofErr w:type="spellEnd"/>
+      <w:r>
+        <w:rPr>
+          <w:rFonts w:ascii="Cascadia Mono" w:hAnsi="Cascadia Mono" w:cs="Cascadia Mono"/>
+          <w:color w:val="000000"/>
+          <w:sz w:val="19"/>
+          <w:szCs w:val="19"/>
+          <w:highlight w:val="white"/>
+          <w:lang w:val="en-US"/>
+          <w14:ligatures w14:val="standardContextual"/>
+        </w:rPr>
+        <w:t>(</w:t>
+      </w:r>
+      <w:proofErr w:type="gramEnd"/>
       <w:r>
         <w:rPr>
           <w:rFonts w:ascii="Cascadia Mono" w:hAnsi="Cascadia Mono" w:cs="Cascadia Mono"/>
@@ -29983,6 +31112,8 @@
         </w:rPr>
         <w:t xml:space="preserve"> n = </w:t>
       </w:r>
+      <w:proofErr w:type="spellStart"/>
+      <w:proofErr w:type="gramStart"/>
       <w:r>
         <w:rPr>
           <w:rFonts w:ascii="Cascadia Mono" w:hAnsi="Cascadia Mono" w:cs="Cascadia Mono"/>
@@ -30005,7 +31136,21 @@
           <w:lang w:val="en-US"/>
           <w14:ligatures w14:val="standardContextual"/>
         </w:rPr>
-        <w:t>.size();</w:t>
+        <w:t>.size</w:t>
+      </w:r>
+      <w:proofErr w:type="spellEnd"/>
+      <w:proofErr w:type="gramEnd"/>
+      <w:r>
+        <w:rPr>
+          <w:rFonts w:ascii="Cascadia Mono" w:hAnsi="Cascadia Mono" w:cs="Cascadia Mono"/>
+          <w:color w:val="000000"/>
+          <w:sz w:val="19"/>
+          <w:szCs w:val="19"/>
+          <w:highlight w:val="white"/>
+          <w:lang w:val="en-US"/>
+          <w14:ligatures w14:val="standardContextual"/>
+        </w:rPr>
+        <w:t>();</w:t>
       </w:r>
     </w:p>
     <w:p>
@@ -30082,7 +31227,33 @@
           <w:lang w:val="en-US"/>
           <w14:ligatures w14:val="standardContextual"/>
         </w:rPr>
-        <w:t xml:space="preserve">&gt; visited(n, </w:t>
+        <w:t xml:space="preserve">&gt; </w:t>
+      </w:r>
+      <w:proofErr w:type="gramStart"/>
+      <w:r>
+        <w:rPr>
+          <w:rFonts w:ascii="Cascadia Mono" w:hAnsi="Cascadia Mono" w:cs="Cascadia Mono"/>
+          <w:color w:val="000000"/>
+          <w:sz w:val="19"/>
+          <w:szCs w:val="19"/>
+          <w:highlight w:val="white"/>
+          <w:lang w:val="en-US"/>
+          <w14:ligatures w14:val="standardContextual"/>
+        </w:rPr>
+        <w:t>visited(</w:t>
+      </w:r>
+      <w:proofErr w:type="gramEnd"/>
+      <w:r>
+        <w:rPr>
+          <w:rFonts w:ascii="Cascadia Mono" w:hAnsi="Cascadia Mono" w:cs="Cascadia Mono"/>
+          <w:color w:val="000000"/>
+          <w:sz w:val="19"/>
+          <w:szCs w:val="19"/>
+          <w:highlight w:val="white"/>
+          <w:lang w:val="en-US"/>
+          <w14:ligatures w14:val="standardContextual"/>
+        </w:rPr>
+        <w:t xml:space="preserve">n, </w:t>
       </w:r>
       <w:r>
         <w:rPr>
@@ -30288,18 +31459,34 @@
         </w:rPr>
         <w:t xml:space="preserve">    </w:t>
       </w:r>
-      <w:r>
-        <w:rPr>
-          <w:rFonts w:ascii="Cascadia Mono" w:hAnsi="Cascadia Mono" w:cs="Cascadia Mono"/>
-          <w:color w:val="000000"/>
-          <w:sz w:val="19"/>
-          <w:szCs w:val="19"/>
-          <w:highlight w:val="white"/>
-          <w:lang w:val="en-US"/>
-          <w14:ligatures w14:val="standardContextual"/>
-        </w:rPr>
-        <w:t>dfs(</w:t>
-      </w:r>
+      <w:proofErr w:type="spellStart"/>
+      <w:proofErr w:type="gramStart"/>
+      <w:r>
+        <w:rPr>
+          <w:rFonts w:ascii="Cascadia Mono" w:hAnsi="Cascadia Mono" w:cs="Cascadia Mono"/>
+          <w:color w:val="000000"/>
+          <w:sz w:val="19"/>
+          <w:szCs w:val="19"/>
+          <w:highlight w:val="white"/>
+          <w:lang w:val="en-US"/>
+          <w14:ligatures w14:val="standardContextual"/>
+        </w:rPr>
+        <w:t>dfs</w:t>
+      </w:r>
+      <w:proofErr w:type="spellEnd"/>
+      <w:r>
+        <w:rPr>
+          <w:rFonts w:ascii="Cascadia Mono" w:hAnsi="Cascadia Mono" w:cs="Cascadia Mono"/>
+          <w:color w:val="000000"/>
+          <w:sz w:val="19"/>
+          <w:szCs w:val="19"/>
+          <w:highlight w:val="white"/>
+          <w:lang w:val="en-US"/>
+          <w14:ligatures w14:val="standardContextual"/>
+        </w:rPr>
+        <w:t>(</w:t>
+      </w:r>
+      <w:proofErr w:type="gramEnd"/>
       <w:r>
         <w:rPr>
           <w:rFonts w:ascii="Cascadia Mono" w:hAnsi="Cascadia Mono" w:cs="Cascadia Mono"/>
@@ -30370,7 +31557,33 @@
           <w:lang w:val="en-US"/>
           <w14:ligatures w14:val="standardContextual"/>
         </w:rPr>
-        <w:t>, minDistance);</w:t>
+        <w:t xml:space="preserve">, </w:t>
+      </w:r>
+      <w:proofErr w:type="spellStart"/>
+      <w:r>
+        <w:rPr>
+          <w:rFonts w:ascii="Cascadia Mono" w:hAnsi="Cascadia Mono" w:cs="Cascadia Mono"/>
+          <w:color w:val="000000"/>
+          <w:sz w:val="19"/>
+          <w:szCs w:val="19"/>
+          <w:highlight w:val="white"/>
+          <w:lang w:val="en-US"/>
+          <w14:ligatures w14:val="standardContextual"/>
+        </w:rPr>
+        <w:t>minDistance</w:t>
+      </w:r>
+      <w:proofErr w:type="spellEnd"/>
+      <w:r>
+        <w:rPr>
+          <w:rFonts w:ascii="Cascadia Mono" w:hAnsi="Cascadia Mono" w:cs="Cascadia Mono"/>
+          <w:color w:val="000000"/>
+          <w:sz w:val="19"/>
+          <w:szCs w:val="19"/>
+          <w:highlight w:val="white"/>
+          <w:lang w:val="en-US"/>
+          <w14:ligatures w14:val="standardContextual"/>
+        </w:rPr>
+        <w:t>);</w:t>
       </w:r>
     </w:p>
     <w:p>
@@ -30598,8 +31811,36 @@
           <w:lang w:val="en-US"/>
           <w14:ligatures w14:val="standardContextual"/>
         </w:rPr>
-        <w:t xml:space="preserve"> dijkstra(</w:t>
-      </w:r>
+        <w:t xml:space="preserve"> </w:t>
+      </w:r>
+      <w:proofErr w:type="spellStart"/>
+      <w:proofErr w:type="gramStart"/>
+      <w:r>
+        <w:rPr>
+          <w:rFonts w:ascii="Cascadia Mono" w:hAnsi="Cascadia Mono" w:cs="Cascadia Mono"/>
+          <w:color w:val="000000"/>
+          <w:sz w:val="19"/>
+          <w:szCs w:val="19"/>
+          <w:highlight w:val="white"/>
+          <w:lang w:val="en-US"/>
+          <w14:ligatures w14:val="standardContextual"/>
+        </w:rPr>
+        <w:t>dijkstra</w:t>
+      </w:r>
+      <w:proofErr w:type="spellEnd"/>
+      <w:r>
+        <w:rPr>
+          <w:rFonts w:ascii="Cascadia Mono" w:hAnsi="Cascadia Mono" w:cs="Cascadia Mono"/>
+          <w:color w:val="000000"/>
+          <w:sz w:val="19"/>
+          <w:szCs w:val="19"/>
+          <w:highlight w:val="white"/>
+          <w:lang w:val="en-US"/>
+          <w14:ligatures w14:val="standardContextual"/>
+        </w:rPr>
+        <w:t>(</w:t>
+      </w:r>
+      <w:proofErr w:type="gramEnd"/>
       <w:r>
         <w:rPr>
           <w:rFonts w:ascii="Cascadia Mono" w:hAnsi="Cascadia Mono" w:cs="Cascadia Mono"/>
@@ -30816,6 +32057,7 @@
         </w:rPr>
         <w:t xml:space="preserve">&gt;&amp; </w:t>
       </w:r>
+      <w:proofErr w:type="spellStart"/>
       <w:r>
         <w:rPr>
           <w:rFonts w:ascii="Cascadia Mono" w:hAnsi="Cascadia Mono" w:cs="Cascadia Mono"/>
@@ -30828,6 +32070,7 @@
         </w:rPr>
         <w:t>dist</w:t>
       </w:r>
+      <w:proofErr w:type="spellEnd"/>
       <w:r>
         <w:rPr>
           <w:rFonts w:ascii="Cascadia Mono" w:hAnsi="Cascadia Mono" w:cs="Cascadia Mono"/>
@@ -30893,6 +32136,8 @@
         </w:rPr>
         <w:t xml:space="preserve"> n = </w:t>
       </w:r>
+      <w:proofErr w:type="spellStart"/>
+      <w:proofErr w:type="gramStart"/>
       <w:r>
         <w:rPr>
           <w:rFonts w:ascii="Cascadia Mono" w:hAnsi="Cascadia Mono" w:cs="Cascadia Mono"/>
@@ -30915,7 +32160,21 @@
           <w:lang w:val="en-US"/>
           <w14:ligatures w14:val="standardContextual"/>
         </w:rPr>
-        <w:t>.size();</w:t>
+        <w:t>.size</w:t>
+      </w:r>
+      <w:proofErr w:type="spellEnd"/>
+      <w:proofErr w:type="gramEnd"/>
+      <w:r>
+        <w:rPr>
+          <w:rFonts w:ascii="Cascadia Mono" w:hAnsi="Cascadia Mono" w:cs="Cascadia Mono"/>
+          <w:color w:val="000000"/>
+          <w:sz w:val="19"/>
+          <w:szCs w:val="19"/>
+          <w:highlight w:val="white"/>
+          <w:lang w:val="en-US"/>
+          <w14:ligatures w14:val="standardContextual"/>
+        </w:rPr>
+        <w:t>();</w:t>
       </w:r>
     </w:p>
     <w:p>
@@ -30946,6 +32205,8 @@
         </w:rPr>
         <w:t xml:space="preserve">    </w:t>
       </w:r>
+      <w:proofErr w:type="spellStart"/>
+      <w:proofErr w:type="gramStart"/>
       <w:r>
         <w:rPr>
           <w:rFonts w:ascii="Cascadia Mono" w:hAnsi="Cascadia Mono" w:cs="Cascadia Mono"/>
@@ -30968,7 +32229,21 @@
           <w:lang w:val="en-US"/>
           <w14:ligatures w14:val="standardContextual"/>
         </w:rPr>
-        <w:t xml:space="preserve">.assign(n, </w:t>
+        <w:t>.assign</w:t>
+      </w:r>
+      <w:proofErr w:type="spellEnd"/>
+      <w:proofErr w:type="gramEnd"/>
+      <w:r>
+        <w:rPr>
+          <w:rFonts w:ascii="Cascadia Mono" w:hAnsi="Cascadia Mono" w:cs="Cascadia Mono"/>
+          <w:color w:val="000000"/>
+          <w:sz w:val="19"/>
+          <w:szCs w:val="19"/>
+          <w:highlight w:val="white"/>
+          <w:lang w:val="en-US"/>
+          <w14:ligatures w14:val="standardContextual"/>
+        </w:rPr>
+        <w:t xml:space="preserve">(n, </w:t>
       </w:r>
       <w:r>
         <w:rPr>
@@ -31163,6 +32438,7 @@
         </w:rPr>
         <w:t xml:space="preserve">    </w:t>
       </w:r>
+      <w:proofErr w:type="spellStart"/>
       <w:r>
         <w:rPr>
           <w:rFonts w:ascii="Cascadia Mono" w:hAnsi="Cascadia Mono" w:cs="Cascadia Mono"/>
@@ -31175,6 +32451,7 @@
         </w:rPr>
         <w:t>priority_queue</w:t>
       </w:r>
+      <w:proofErr w:type="spellEnd"/>
       <w:r>
         <w:rPr>
           <w:rFonts w:ascii="Cascadia Mono" w:hAnsi="Cascadia Mono" w:cs="Cascadia Mono"/>
@@ -31449,7 +32726,33 @@
           <w:lang w:val="en-US"/>
           <w14:ligatures w14:val="standardContextual"/>
         </w:rPr>
-        <w:t>&gt;&gt;&gt; pq;</w:t>
+        <w:t xml:space="preserve">&gt;&gt;&gt; </w:t>
+      </w:r>
+      <w:proofErr w:type="spellStart"/>
+      <w:r>
+        <w:rPr>
+          <w:rFonts w:ascii="Cascadia Mono" w:hAnsi="Cascadia Mono" w:cs="Cascadia Mono"/>
+          <w:color w:val="000000"/>
+          <w:sz w:val="19"/>
+          <w:szCs w:val="19"/>
+          <w:highlight w:val="white"/>
+          <w:lang w:val="en-US"/>
+          <w14:ligatures w14:val="standardContextual"/>
+        </w:rPr>
+        <w:t>pq</w:t>
+      </w:r>
+      <w:proofErr w:type="spellEnd"/>
+      <w:r>
+        <w:rPr>
+          <w:rFonts w:ascii="Cascadia Mono" w:hAnsi="Cascadia Mono" w:cs="Cascadia Mono"/>
+          <w:color w:val="000000"/>
+          <w:sz w:val="19"/>
+          <w:szCs w:val="19"/>
+          <w:highlight w:val="white"/>
+          <w:lang w:val="en-US"/>
+          <w14:ligatures w14:val="standardContextual"/>
+        </w:rPr>
+        <w:t>;</w:t>
       </w:r>
     </w:p>
     <w:p>
@@ -31478,7 +32781,35 @@
           <w:lang w:val="en-US"/>
           <w14:ligatures w14:val="standardContextual"/>
         </w:rPr>
-        <w:t xml:space="preserve">    pq.push({ 0, </w:t>
+        <w:t xml:space="preserve">    </w:t>
+      </w:r>
+      <w:proofErr w:type="spellStart"/>
+      <w:proofErr w:type="gramStart"/>
+      <w:r>
+        <w:rPr>
+          <w:rFonts w:ascii="Cascadia Mono" w:hAnsi="Cascadia Mono" w:cs="Cascadia Mono"/>
+          <w:color w:val="000000"/>
+          <w:sz w:val="19"/>
+          <w:szCs w:val="19"/>
+          <w:highlight w:val="white"/>
+          <w:lang w:val="en-US"/>
+          <w14:ligatures w14:val="standardContextual"/>
+        </w:rPr>
+        <w:t>pq.push</w:t>
+      </w:r>
+      <w:proofErr w:type="spellEnd"/>
+      <w:proofErr w:type="gramEnd"/>
+      <w:r>
+        <w:rPr>
+          <w:rFonts w:ascii="Cascadia Mono" w:hAnsi="Cascadia Mono" w:cs="Cascadia Mono"/>
+          <w:color w:val="000000"/>
+          <w:sz w:val="19"/>
+          <w:szCs w:val="19"/>
+          <w:highlight w:val="white"/>
+          <w:lang w:val="en-US"/>
+          <w14:ligatures w14:val="standardContextual"/>
+        </w:rPr>
+        <w:t xml:space="preserve">({ 0, </w:t>
       </w:r>
       <w:r>
         <w:rPr>
@@ -31572,7 +32903,59 @@
           <w:lang w:val="en-US"/>
           <w14:ligatures w14:val="standardContextual"/>
         </w:rPr>
-        <w:t xml:space="preserve"> (!pq.empty()) {</w:t>
+        <w:t xml:space="preserve"> </w:t>
+      </w:r>
+      <w:proofErr w:type="gramStart"/>
+      <w:r>
+        <w:rPr>
+          <w:rFonts w:ascii="Cascadia Mono" w:hAnsi="Cascadia Mono" w:cs="Cascadia Mono"/>
+          <w:color w:val="000000"/>
+          <w:sz w:val="19"/>
+          <w:szCs w:val="19"/>
+          <w:highlight w:val="white"/>
+          <w:lang w:val="en-US"/>
+          <w14:ligatures w14:val="standardContextual"/>
+        </w:rPr>
+        <w:t>(!</w:t>
+      </w:r>
+      <w:proofErr w:type="spellStart"/>
+      <w:r>
+        <w:rPr>
+          <w:rFonts w:ascii="Cascadia Mono" w:hAnsi="Cascadia Mono" w:cs="Cascadia Mono"/>
+          <w:color w:val="000000"/>
+          <w:sz w:val="19"/>
+          <w:szCs w:val="19"/>
+          <w:highlight w:val="white"/>
+          <w:lang w:val="en-US"/>
+          <w14:ligatures w14:val="standardContextual"/>
+        </w:rPr>
+        <w:t>pq</w:t>
+      </w:r>
+      <w:proofErr w:type="gramEnd"/>
+      <w:r>
+        <w:rPr>
+          <w:rFonts w:ascii="Cascadia Mono" w:hAnsi="Cascadia Mono" w:cs="Cascadia Mono"/>
+          <w:color w:val="000000"/>
+          <w:sz w:val="19"/>
+          <w:szCs w:val="19"/>
+          <w:highlight w:val="white"/>
+          <w:lang w:val="en-US"/>
+          <w14:ligatures w14:val="standardContextual"/>
+        </w:rPr>
+        <w:t>.empty</w:t>
+      </w:r>
+      <w:proofErr w:type="spellEnd"/>
+      <w:r>
+        <w:rPr>
+          <w:rFonts w:ascii="Cascadia Mono" w:hAnsi="Cascadia Mono" w:cs="Cascadia Mono"/>
+          <w:color w:val="000000"/>
+          <w:sz w:val="19"/>
+          <w:szCs w:val="19"/>
+          <w:highlight w:val="white"/>
+          <w:lang w:val="en-US"/>
+          <w14:ligatures w14:val="standardContextual"/>
+        </w:rPr>
+        <w:t>()) {</w:t>
       </w:r>
     </w:p>
     <w:p>
@@ -31625,7 +33008,47 @@
           <w:lang w:val="en-US"/>
           <w14:ligatures w14:val="standardContextual"/>
         </w:rPr>
-        <w:t xml:space="preserve"> u = pq.top().second;</w:t>
+        <w:t xml:space="preserve"> u = </w:t>
+      </w:r>
+      <w:proofErr w:type="spellStart"/>
+      <w:proofErr w:type="gramStart"/>
+      <w:r>
+        <w:rPr>
+          <w:rFonts w:ascii="Cascadia Mono" w:hAnsi="Cascadia Mono" w:cs="Cascadia Mono"/>
+          <w:color w:val="000000"/>
+          <w:sz w:val="19"/>
+          <w:szCs w:val="19"/>
+          <w:highlight w:val="white"/>
+          <w:lang w:val="en-US"/>
+          <w14:ligatures w14:val="standardContextual"/>
+        </w:rPr>
+        <w:t>pq.top</w:t>
+      </w:r>
+      <w:proofErr w:type="spellEnd"/>
+      <w:r>
+        <w:rPr>
+          <w:rFonts w:ascii="Cascadia Mono" w:hAnsi="Cascadia Mono" w:cs="Cascadia Mono"/>
+          <w:color w:val="000000"/>
+          <w:sz w:val="19"/>
+          <w:szCs w:val="19"/>
+          <w:highlight w:val="white"/>
+          <w:lang w:val="en-US"/>
+          <w14:ligatures w14:val="standardContextual"/>
+        </w:rPr>
+        <w:t>(</w:t>
+      </w:r>
+      <w:proofErr w:type="gramEnd"/>
+      <w:r>
+        <w:rPr>
+          <w:rFonts w:ascii="Cascadia Mono" w:hAnsi="Cascadia Mono" w:cs="Cascadia Mono"/>
+          <w:color w:val="000000"/>
+          <w:sz w:val="19"/>
+          <w:szCs w:val="19"/>
+          <w:highlight w:val="white"/>
+          <w:lang w:val="en-US"/>
+          <w14:ligatures w14:val="standardContextual"/>
+        </w:rPr>
+        <w:t>).second;</w:t>
       </w:r>
     </w:p>
     <w:p>
@@ -31678,7 +33101,47 @@
           <w:lang w:val="en-US"/>
           <w14:ligatures w14:val="standardContextual"/>
         </w:rPr>
-        <w:t xml:space="preserve"> d = pq.top().first;</w:t>
+        <w:t xml:space="preserve"> d = </w:t>
+      </w:r>
+      <w:proofErr w:type="spellStart"/>
+      <w:proofErr w:type="gramStart"/>
+      <w:r>
+        <w:rPr>
+          <w:rFonts w:ascii="Cascadia Mono" w:hAnsi="Cascadia Mono" w:cs="Cascadia Mono"/>
+          <w:color w:val="000000"/>
+          <w:sz w:val="19"/>
+          <w:szCs w:val="19"/>
+          <w:highlight w:val="white"/>
+          <w:lang w:val="en-US"/>
+          <w14:ligatures w14:val="standardContextual"/>
+        </w:rPr>
+        <w:t>pq.top</w:t>
+      </w:r>
+      <w:proofErr w:type="spellEnd"/>
+      <w:r>
+        <w:rPr>
+          <w:rFonts w:ascii="Cascadia Mono" w:hAnsi="Cascadia Mono" w:cs="Cascadia Mono"/>
+          <w:color w:val="000000"/>
+          <w:sz w:val="19"/>
+          <w:szCs w:val="19"/>
+          <w:highlight w:val="white"/>
+          <w:lang w:val="en-US"/>
+          <w14:ligatures w14:val="standardContextual"/>
+        </w:rPr>
+        <w:t>(</w:t>
+      </w:r>
+      <w:proofErr w:type="gramEnd"/>
+      <w:r>
+        <w:rPr>
+          <w:rFonts w:ascii="Cascadia Mono" w:hAnsi="Cascadia Mono" w:cs="Cascadia Mono"/>
+          <w:color w:val="000000"/>
+          <w:sz w:val="19"/>
+          <w:szCs w:val="19"/>
+          <w:highlight w:val="white"/>
+          <w:lang w:val="en-US"/>
+          <w14:ligatures w14:val="standardContextual"/>
+        </w:rPr>
+        <w:t>).first;</w:t>
       </w:r>
     </w:p>
     <w:p>
@@ -31707,7 +33170,47 @@
           <w:lang w:val="en-US"/>
           <w14:ligatures w14:val="standardContextual"/>
         </w:rPr>
-        <w:t xml:space="preserve">        pq.pop();</w:t>
+        <w:t xml:space="preserve">        </w:t>
+      </w:r>
+      <w:proofErr w:type="spellStart"/>
+      <w:proofErr w:type="gramStart"/>
+      <w:r>
+        <w:rPr>
+          <w:rFonts w:ascii="Cascadia Mono" w:hAnsi="Cascadia Mono" w:cs="Cascadia Mono"/>
+          <w:color w:val="000000"/>
+          <w:sz w:val="19"/>
+          <w:szCs w:val="19"/>
+          <w:highlight w:val="white"/>
+          <w:lang w:val="en-US"/>
+          <w14:ligatures w14:val="standardContextual"/>
+        </w:rPr>
+        <w:t>pq.pop</w:t>
+      </w:r>
+      <w:proofErr w:type="spellEnd"/>
+      <w:r>
+        <w:rPr>
+          <w:rFonts w:ascii="Cascadia Mono" w:hAnsi="Cascadia Mono" w:cs="Cascadia Mono"/>
+          <w:color w:val="000000"/>
+          <w:sz w:val="19"/>
+          <w:szCs w:val="19"/>
+          <w:highlight w:val="white"/>
+          <w:lang w:val="en-US"/>
+          <w14:ligatures w14:val="standardContextual"/>
+        </w:rPr>
+        <w:t>(</w:t>
+      </w:r>
+      <w:proofErr w:type="gramEnd"/>
+      <w:r>
+        <w:rPr>
+          <w:rFonts w:ascii="Cascadia Mono" w:hAnsi="Cascadia Mono" w:cs="Cascadia Mono"/>
+          <w:color w:val="000000"/>
+          <w:sz w:val="19"/>
+          <w:szCs w:val="19"/>
+          <w:highlight w:val="white"/>
+          <w:lang w:val="en-US"/>
+          <w14:ligatures w14:val="standardContextual"/>
+        </w:rPr>
+        <w:t>);</w:t>
       </w:r>
     </w:p>
     <w:p>
@@ -31779,6 +33282,7 @@
         </w:rPr>
         <w:t xml:space="preserve"> (d &gt; </w:t>
       </w:r>
+      <w:proofErr w:type="spellStart"/>
       <w:r>
         <w:rPr>
           <w:rFonts w:ascii="Cascadia Mono" w:hAnsi="Cascadia Mono" w:cs="Cascadia Mono"/>
@@ -31791,6 +33295,7 @@
         </w:rPr>
         <w:t>dist</w:t>
       </w:r>
+      <w:proofErr w:type="spellEnd"/>
       <w:r>
         <w:rPr>
           <w:rFonts w:ascii="Cascadia Mono" w:hAnsi="Cascadia Mono" w:cs="Cascadia Mono"/>
@@ -31946,7 +33451,6 @@
         </w:rPr>
         <w:t xml:space="preserve">        </w:t>
       </w:r>
-      <w:proofErr w:type="spellStart"/>
       <w:r>
         <w:rPr>
           <w:rFonts w:ascii="Cascadia Mono" w:hAnsi="Cascadia Mono" w:cs="Cascadia Mono"/>
@@ -31954,11 +33458,11 @@
           <w:sz w:val="19"/>
           <w:szCs w:val="19"/>
           <w:highlight w:val="white"/>
+          <w:lang w:val="en-US"/>
           <w14:ligatures w14:val="standardContextual"/>
         </w:rPr>
         <w:t>for</w:t>
       </w:r>
-      <w:proofErr w:type="spellEnd"/>
       <w:r>
         <w:rPr>
           <w:rFonts w:ascii="Cascadia Mono" w:hAnsi="Cascadia Mono" w:cs="Cascadia Mono"/>
@@ -31970,7 +33474,6 @@
         </w:rPr>
         <w:t xml:space="preserve"> (</w:t>
       </w:r>
-      <w:proofErr w:type="spellStart"/>
       <w:r>
         <w:rPr>
           <w:rFonts w:ascii="Cascadia Mono" w:hAnsi="Cascadia Mono" w:cs="Cascadia Mono"/>
@@ -31978,45 +33481,113 @@
           <w:sz w:val="19"/>
           <w:szCs w:val="19"/>
           <w:highlight w:val="white"/>
+          <w:lang w:val="en-US"/>
           <w14:ligatures w14:val="standardContextual"/>
         </w:rPr>
         <w:t>int</w:t>
       </w:r>
-      <w:proofErr w:type="spellEnd"/>
-      <w:r>
-        <w:rPr>
-          <w:rFonts w:ascii="Cascadia Mono" w:hAnsi="Cascadia Mono" w:cs="Cascadia Mono"/>
-          <w:color w:val="000000"/>
-          <w:sz w:val="19"/>
-          <w:szCs w:val="19"/>
-          <w:highlight w:val="white"/>
-          <w14:ligatures w14:val="standardContextual"/>
-        </w:rPr>
-        <w:t xml:space="preserve"> v = 0; v </w:t>
-      </w:r>
-      <w:proofErr w:type="gramStart"/>
-      <w:r>
-        <w:rPr>
-          <w:rFonts w:ascii="Cascadia Mono" w:hAnsi="Cascadia Mono" w:cs="Cascadia Mono"/>
-          <w:color w:val="000000"/>
-          <w:sz w:val="19"/>
-          <w:szCs w:val="19"/>
-          <w:highlight w:val="white"/>
-          <w14:ligatures w14:val="standardContextual"/>
-        </w:rPr>
-        <w:t>&lt; n</w:t>
-      </w:r>
-      <w:proofErr w:type="gramEnd"/>
-      <w:r>
-        <w:rPr>
-          <w:rFonts w:ascii="Cascadia Mono" w:hAnsi="Cascadia Mono" w:cs="Cascadia Mono"/>
-          <w:color w:val="000000"/>
-          <w:sz w:val="19"/>
-          <w:szCs w:val="19"/>
-          <w:highlight w:val="white"/>
-          <w14:ligatures w14:val="standardContextual"/>
-        </w:rPr>
-        <w:t>; ++v) {</w:t>
+      <w:r>
+        <w:rPr>
+          <w:rFonts w:ascii="Cascadia Mono" w:hAnsi="Cascadia Mono" w:cs="Cascadia Mono"/>
+          <w:color w:val="000000"/>
+          <w:sz w:val="19"/>
+          <w:szCs w:val="19"/>
+          <w:highlight w:val="white"/>
+          <w14:ligatures w14:val="standardContextual"/>
+        </w:rPr>
+        <w:t xml:space="preserve"> </w:t>
+      </w:r>
+      <w:r>
+        <w:rPr>
+          <w:rFonts w:ascii="Cascadia Mono" w:hAnsi="Cascadia Mono" w:cs="Cascadia Mono"/>
+          <w:color w:val="000000"/>
+          <w:sz w:val="19"/>
+          <w:szCs w:val="19"/>
+          <w:highlight w:val="white"/>
+          <w:lang w:val="en-US"/>
+          <w14:ligatures w14:val="standardContextual"/>
+        </w:rPr>
+        <w:t>v</w:t>
+      </w:r>
+      <w:r>
+        <w:rPr>
+          <w:rFonts w:ascii="Cascadia Mono" w:hAnsi="Cascadia Mono" w:cs="Cascadia Mono"/>
+          <w:color w:val="000000"/>
+          <w:sz w:val="19"/>
+          <w:szCs w:val="19"/>
+          <w:highlight w:val="white"/>
+          <w14:ligatures w14:val="standardContextual"/>
+        </w:rPr>
+        <w:t xml:space="preserve"> = 0; </w:t>
+      </w:r>
+      <w:r>
+        <w:rPr>
+          <w:rFonts w:ascii="Cascadia Mono" w:hAnsi="Cascadia Mono" w:cs="Cascadia Mono"/>
+          <w:color w:val="000000"/>
+          <w:sz w:val="19"/>
+          <w:szCs w:val="19"/>
+          <w:highlight w:val="white"/>
+          <w:lang w:val="en-US"/>
+          <w14:ligatures w14:val="standardContextual"/>
+        </w:rPr>
+        <w:t>v</w:t>
+      </w:r>
+      <w:r>
+        <w:rPr>
+          <w:rFonts w:ascii="Cascadia Mono" w:hAnsi="Cascadia Mono" w:cs="Cascadia Mono"/>
+          <w:color w:val="000000"/>
+          <w:sz w:val="19"/>
+          <w:szCs w:val="19"/>
+          <w:highlight w:val="white"/>
+          <w14:ligatures w14:val="standardContextual"/>
+        </w:rPr>
+        <w:t xml:space="preserve"> &lt; </w:t>
+      </w:r>
+      <w:r>
+        <w:rPr>
+          <w:rFonts w:ascii="Cascadia Mono" w:hAnsi="Cascadia Mono" w:cs="Cascadia Mono"/>
+          <w:color w:val="000000"/>
+          <w:sz w:val="19"/>
+          <w:szCs w:val="19"/>
+          <w:highlight w:val="white"/>
+          <w:lang w:val="en-US"/>
+          <w14:ligatures w14:val="standardContextual"/>
+        </w:rPr>
+        <w:t>n</w:t>
+      </w:r>
+      <w:r>
+        <w:rPr>
+          <w:rFonts w:ascii="Cascadia Mono" w:hAnsi="Cascadia Mono" w:cs="Cascadia Mono"/>
+          <w:color w:val="000000"/>
+          <w:sz w:val="19"/>
+          <w:szCs w:val="19"/>
+          <w:highlight w:val="white"/>
+          <w14:ligatures w14:val="standardContextual"/>
+        </w:rPr>
+        <w:t>; ++</w:t>
+      </w:r>
+      <w:r>
+        <w:rPr>
+          <w:rFonts w:ascii="Cascadia Mono" w:hAnsi="Cascadia Mono" w:cs="Cascadia Mono"/>
+          <w:color w:val="000000"/>
+          <w:sz w:val="19"/>
+          <w:szCs w:val="19"/>
+          <w:highlight w:val="white"/>
+          <w:lang w:val="en-US"/>
+          <w14:ligatures w14:val="standardContextual"/>
+        </w:rPr>
+        <w:t>v</w:t>
+      </w:r>
+      <w:r>
+        <w:rPr>
+          <w:rFonts w:ascii="Cascadia Mono" w:hAnsi="Cascadia Mono" w:cs="Cascadia Mono"/>
+          <w:color w:val="000000"/>
+          <w:sz w:val="19"/>
+          <w:szCs w:val="19"/>
+          <w:highlight w:val="white"/>
+          <w14:ligatures w14:val="standardContextual"/>
+        </w:rPr>
+        <w:t>) {</w:t>
       </w:r>
     </w:p>
     <w:p>
@@ -32130,6 +33701,7 @@
         </w:rPr>
         <w:t>v</w:t>
       </w:r>
+      <w:proofErr w:type="gramStart"/>
       <w:r>
         <w:rPr>
           <w:rFonts w:ascii="Cascadia Mono" w:hAnsi="Cascadia Mono" w:cs="Cascadia Mono"/>
@@ -32152,7 +33724,20 @@
           <w:lang w:val="en-US"/>
           <w14:ligatures w14:val="standardContextual"/>
         </w:rPr>
-        <w:t xml:space="preserve"> != </w:t>
+        <w:t xml:space="preserve"> !</w:t>
+      </w:r>
+      <w:proofErr w:type="gramEnd"/>
+      <w:r>
+        <w:rPr>
+          <w:rFonts w:ascii="Cascadia Mono" w:hAnsi="Cascadia Mono" w:cs="Cascadia Mono"/>
+          <w:color w:val="000000"/>
+          <w:sz w:val="19"/>
+          <w:szCs w:val="19"/>
+          <w:highlight w:val="white"/>
+          <w:lang w:val="en-US"/>
+          <w14:ligatures w14:val="standardContextual"/>
+        </w:rPr>
+        <w:t xml:space="preserve">= </w:t>
       </w:r>
       <w:r>
         <w:rPr>
@@ -32229,8 +33814,35 @@
           <w:lang w:val="en-US"/>
           <w14:ligatures w14:val="standardContextual"/>
         </w:rPr>
-        <w:t xml:space="preserve"> newDist = </w:t>
-      </w:r>
+        <w:t xml:space="preserve"> </w:t>
+      </w:r>
+      <w:proofErr w:type="spellStart"/>
+      <w:r>
+        <w:rPr>
+          <w:rFonts w:ascii="Cascadia Mono" w:hAnsi="Cascadia Mono" w:cs="Cascadia Mono"/>
+          <w:color w:val="000000"/>
+          <w:sz w:val="19"/>
+          <w:szCs w:val="19"/>
+          <w:highlight w:val="white"/>
+          <w:lang w:val="en-US"/>
+          <w14:ligatures w14:val="standardContextual"/>
+        </w:rPr>
+        <w:t>newDist</w:t>
+      </w:r>
+      <w:proofErr w:type="spellEnd"/>
+      <w:r>
+        <w:rPr>
+          <w:rFonts w:ascii="Cascadia Mono" w:hAnsi="Cascadia Mono" w:cs="Cascadia Mono"/>
+          <w:color w:val="000000"/>
+          <w:sz w:val="19"/>
+          <w:szCs w:val="19"/>
+          <w:highlight w:val="white"/>
+          <w:lang w:val="en-US"/>
+          <w14:ligatures w14:val="standardContextual"/>
+        </w:rPr>
+        <w:t xml:space="preserve"> = </w:t>
+      </w:r>
+      <w:proofErr w:type="spellStart"/>
       <w:r>
         <w:rPr>
           <w:rFonts w:ascii="Cascadia Mono" w:hAnsi="Cascadia Mono" w:cs="Cascadia Mono"/>
@@ -32243,6 +33855,7 @@
         </w:rPr>
         <w:t>dist</w:t>
       </w:r>
+      <w:proofErr w:type="spellEnd"/>
       <w:r>
         <w:rPr>
           <w:rFonts w:ascii="Cascadia Mono" w:hAnsi="Cascadia Mono" w:cs="Cascadia Mono"/>
@@ -32402,7 +34015,6 @@
           <w:lang w:val="en-US"/>
           <w14:ligatures w14:val="standardContextual"/>
         </w:rPr>
-        <w:lastRenderedPageBreak/>
         <w:t xml:space="preserve">                </w:t>
       </w:r>
       <w:r>
@@ -32427,8 +34039,35 @@
           <w:lang w:val="en-US"/>
           <w14:ligatures w14:val="standardContextual"/>
         </w:rPr>
-        <w:t xml:space="preserve"> (newDist &lt; </w:t>
-      </w:r>
+        <w:t xml:space="preserve"> (</w:t>
+      </w:r>
+      <w:proofErr w:type="spellStart"/>
+      <w:r>
+        <w:rPr>
+          <w:rFonts w:ascii="Cascadia Mono" w:hAnsi="Cascadia Mono" w:cs="Cascadia Mono"/>
+          <w:color w:val="000000"/>
+          <w:sz w:val="19"/>
+          <w:szCs w:val="19"/>
+          <w:highlight w:val="white"/>
+          <w:lang w:val="en-US"/>
+          <w14:ligatures w14:val="standardContextual"/>
+        </w:rPr>
+        <w:t>newDist</w:t>
+      </w:r>
+      <w:proofErr w:type="spellEnd"/>
+      <w:r>
+        <w:rPr>
+          <w:rFonts w:ascii="Cascadia Mono" w:hAnsi="Cascadia Mono" w:cs="Cascadia Mono"/>
+          <w:color w:val="000000"/>
+          <w:sz w:val="19"/>
+          <w:szCs w:val="19"/>
+          <w:highlight w:val="white"/>
+          <w:lang w:val="en-US"/>
+          <w14:ligatures w14:val="standardContextual"/>
+        </w:rPr>
+        <w:t xml:space="preserve"> &lt; </w:t>
+      </w:r>
+      <w:proofErr w:type="spellStart"/>
       <w:r>
         <w:rPr>
           <w:rFonts w:ascii="Cascadia Mono" w:hAnsi="Cascadia Mono" w:cs="Cascadia Mono"/>
@@ -32441,6 +34080,7 @@
         </w:rPr>
         <w:t>dist</w:t>
       </w:r>
+      <w:proofErr w:type="spellEnd"/>
       <w:r>
         <w:rPr>
           <w:rFonts w:ascii="Cascadia Mono" w:hAnsi="Cascadia Mono" w:cs="Cascadia Mono"/>
@@ -32518,6 +34158,7 @@
         </w:rPr>
         <w:t xml:space="preserve">                    </w:t>
       </w:r>
+      <w:proofErr w:type="spellStart"/>
       <w:r>
         <w:rPr>
           <w:rFonts w:ascii="Cascadia Mono" w:hAnsi="Cascadia Mono" w:cs="Cascadia Mono"/>
@@ -32530,6 +34171,7 @@
         </w:rPr>
         <w:t>dist</w:t>
       </w:r>
+      <w:proofErr w:type="spellEnd"/>
       <w:r>
         <w:rPr>
           <w:rFonts w:ascii="Cascadia Mono" w:hAnsi="Cascadia Mono" w:cs="Cascadia Mono"/>
@@ -32576,7 +34218,33 @@
           <w:lang w:val="en-US"/>
           <w14:ligatures w14:val="standardContextual"/>
         </w:rPr>
-        <w:t xml:space="preserve"> = newDist;</w:t>
+        <w:t xml:space="preserve"> = </w:t>
+      </w:r>
+      <w:proofErr w:type="spellStart"/>
+      <w:r>
+        <w:rPr>
+          <w:rFonts w:ascii="Cascadia Mono" w:hAnsi="Cascadia Mono" w:cs="Cascadia Mono"/>
+          <w:color w:val="000000"/>
+          <w:sz w:val="19"/>
+          <w:szCs w:val="19"/>
+          <w:highlight w:val="white"/>
+          <w:lang w:val="en-US"/>
+          <w14:ligatures w14:val="standardContextual"/>
+        </w:rPr>
+        <w:t>newDist</w:t>
+      </w:r>
+      <w:proofErr w:type="spellEnd"/>
+      <w:r>
+        <w:rPr>
+          <w:rFonts w:ascii="Cascadia Mono" w:hAnsi="Cascadia Mono" w:cs="Cascadia Mono"/>
+          <w:color w:val="000000"/>
+          <w:sz w:val="19"/>
+          <w:szCs w:val="19"/>
+          <w:highlight w:val="white"/>
+          <w:lang w:val="en-US"/>
+          <w14:ligatures w14:val="standardContextual"/>
+        </w:rPr>
+        <w:t>;</w:t>
       </w:r>
     </w:p>
     <w:p>
@@ -32605,8 +34273,37 @@
           <w:lang w:val="en-US"/>
           <w14:ligatures w14:val="standardContextual"/>
         </w:rPr>
-        <w:t xml:space="preserve">                    pq.push({ </w:t>
-      </w:r>
+        <w:t xml:space="preserve">                    </w:t>
+      </w:r>
+      <w:proofErr w:type="spellStart"/>
+      <w:proofErr w:type="gramStart"/>
+      <w:r>
+        <w:rPr>
+          <w:rFonts w:ascii="Cascadia Mono" w:hAnsi="Cascadia Mono" w:cs="Cascadia Mono"/>
+          <w:color w:val="000000"/>
+          <w:sz w:val="19"/>
+          <w:szCs w:val="19"/>
+          <w:highlight w:val="white"/>
+          <w:lang w:val="en-US"/>
+          <w14:ligatures w14:val="standardContextual"/>
+        </w:rPr>
+        <w:t>pq.push</w:t>
+      </w:r>
+      <w:proofErr w:type="spellEnd"/>
+      <w:proofErr w:type="gramEnd"/>
+      <w:r>
+        <w:rPr>
+          <w:rFonts w:ascii="Cascadia Mono" w:hAnsi="Cascadia Mono" w:cs="Cascadia Mono"/>
+          <w:color w:val="000000"/>
+          <w:sz w:val="19"/>
+          <w:szCs w:val="19"/>
+          <w:highlight w:val="white"/>
+          <w:lang w:val="en-US"/>
+          <w14:ligatures w14:val="standardContextual"/>
+        </w:rPr>
+        <w:t xml:space="preserve">({ </w:t>
+      </w:r>
+      <w:proofErr w:type="spellStart"/>
       <w:r>
         <w:rPr>
           <w:rFonts w:ascii="Cascadia Mono" w:hAnsi="Cascadia Mono" w:cs="Cascadia Mono"/>
@@ -32619,6 +34316,7 @@
         </w:rPr>
         <w:t>dist</w:t>
       </w:r>
+      <w:proofErr w:type="spellEnd"/>
       <w:r>
         <w:rPr>
           <w:rFonts w:ascii="Cascadia Mono" w:hAnsi="Cascadia Mono" w:cs="Cascadia Mono"/>
@@ -32693,6 +34391,7 @@
           <w:lang w:val="en-US"/>
           <w14:ligatures w14:val="standardContextual"/>
         </w:rPr>
+        <w:lastRenderedPageBreak/>
         <w:t xml:space="preserve">                </w:t>
       </w:r>
       <w:r>
@@ -33202,17 +34901,31 @@
         </w:rPr>
         <w:t xml:space="preserve">    </w:t>
       </w:r>
-      <w:r>
-        <w:rPr>
-          <w:rFonts w:ascii="Cascadia Mono" w:hAnsi="Cascadia Mono" w:cs="Cascadia Mono"/>
-          <w:color w:val="000000"/>
-          <w:sz w:val="19"/>
-          <w:szCs w:val="19"/>
-          <w:highlight w:val="white"/>
-          <w:lang w:val="en-US"/>
-          <w14:ligatures w14:val="standardContextual"/>
-        </w:rPr>
-        <w:t xml:space="preserve">cin </w:t>
+      <w:proofErr w:type="spellStart"/>
+      <w:r>
+        <w:rPr>
+          <w:rFonts w:ascii="Cascadia Mono" w:hAnsi="Cascadia Mono" w:cs="Cascadia Mono"/>
+          <w:color w:val="000000"/>
+          <w:sz w:val="19"/>
+          <w:szCs w:val="19"/>
+          <w:highlight w:val="white"/>
+          <w:lang w:val="en-US"/>
+          <w14:ligatures w14:val="standardContextual"/>
+        </w:rPr>
+        <w:t>cin</w:t>
+      </w:r>
+      <w:proofErr w:type="spellEnd"/>
+      <w:r>
+        <w:rPr>
+          <w:rFonts w:ascii="Cascadia Mono" w:hAnsi="Cascadia Mono" w:cs="Cascadia Mono"/>
+          <w:color w:val="000000"/>
+          <w:sz w:val="19"/>
+          <w:szCs w:val="19"/>
+          <w:highlight w:val="white"/>
+          <w:lang w:val="en-US"/>
+          <w14:ligatures w14:val="standardContextual"/>
+        </w:rPr>
+        <w:t xml:space="preserve"> </w:t>
       </w:r>
       <w:r>
         <w:rPr>
@@ -33308,6 +35021,7 @@
         </w:rPr>
         <w:t xml:space="preserve"> </w:t>
       </w:r>
+      <w:proofErr w:type="spellStart"/>
       <w:r>
         <w:rPr>
           <w:rFonts w:ascii="Cascadia Mono" w:hAnsi="Cascadia Mono" w:cs="Cascadia Mono"/>
@@ -33320,17 +35034,96 @@
         </w:rPr>
         <w:t>long</w:t>
       </w:r>
-      <w:r>
-        <w:rPr>
-          <w:rFonts w:ascii="Cascadia Mono" w:hAnsi="Cascadia Mono" w:cs="Cascadia Mono"/>
-          <w:color w:val="000000"/>
-          <w:sz w:val="19"/>
-          <w:szCs w:val="19"/>
-          <w:highlight w:val="white"/>
-          <w:lang w:val="en-US"/>
-          <w14:ligatures w14:val="standardContextual"/>
-        </w:rPr>
-        <w:t xml:space="preserve"> totalFloydTime = 0, totalBruteForceTime = 0, totalDijkstraTime = 0;</w:t>
+      <w:proofErr w:type="spellEnd"/>
+      <w:r>
+        <w:rPr>
+          <w:rFonts w:ascii="Cascadia Mono" w:hAnsi="Cascadia Mono" w:cs="Cascadia Mono"/>
+          <w:color w:val="000000"/>
+          <w:sz w:val="19"/>
+          <w:szCs w:val="19"/>
+          <w:highlight w:val="white"/>
+          <w:lang w:val="en-US"/>
+          <w14:ligatures w14:val="standardContextual"/>
+        </w:rPr>
+        <w:t xml:space="preserve"> </w:t>
+      </w:r>
+      <w:proofErr w:type="spellStart"/>
+      <w:r>
+        <w:rPr>
+          <w:rFonts w:ascii="Cascadia Mono" w:hAnsi="Cascadia Mono" w:cs="Cascadia Mono"/>
+          <w:color w:val="000000"/>
+          <w:sz w:val="19"/>
+          <w:szCs w:val="19"/>
+          <w:highlight w:val="white"/>
+          <w:lang w:val="en-US"/>
+          <w14:ligatures w14:val="standardContextual"/>
+        </w:rPr>
+        <w:t>totalFloydTime</w:t>
+      </w:r>
+      <w:proofErr w:type="spellEnd"/>
+      <w:r>
+        <w:rPr>
+          <w:rFonts w:ascii="Cascadia Mono" w:hAnsi="Cascadia Mono" w:cs="Cascadia Mono"/>
+          <w:color w:val="000000"/>
+          <w:sz w:val="19"/>
+          <w:szCs w:val="19"/>
+          <w:highlight w:val="white"/>
+          <w:lang w:val="en-US"/>
+          <w14:ligatures w14:val="standardContextual"/>
+        </w:rPr>
+        <w:t xml:space="preserve"> = 0, </w:t>
+      </w:r>
+      <w:proofErr w:type="spellStart"/>
+      <w:r>
+        <w:rPr>
+          <w:rFonts w:ascii="Cascadia Mono" w:hAnsi="Cascadia Mono" w:cs="Cascadia Mono"/>
+          <w:color w:val="000000"/>
+          <w:sz w:val="19"/>
+          <w:szCs w:val="19"/>
+          <w:highlight w:val="white"/>
+          <w:lang w:val="en-US"/>
+          <w14:ligatures w14:val="standardContextual"/>
+        </w:rPr>
+        <w:t>totalBruteForceTime</w:t>
+      </w:r>
+      <w:proofErr w:type="spellEnd"/>
+      <w:r>
+        <w:rPr>
+          <w:rFonts w:ascii="Cascadia Mono" w:hAnsi="Cascadia Mono" w:cs="Cascadia Mono"/>
+          <w:color w:val="000000"/>
+          <w:sz w:val="19"/>
+          <w:szCs w:val="19"/>
+          <w:highlight w:val="white"/>
+          <w:lang w:val="en-US"/>
+          <w14:ligatures w14:val="standardContextual"/>
+        </w:rPr>
+        <w:t xml:space="preserve"> = 0, </w:t>
+      </w:r>
+      <w:proofErr w:type="spellStart"/>
+      <w:r>
+        <w:rPr>
+          <w:rFonts w:ascii="Cascadia Mono" w:hAnsi="Cascadia Mono" w:cs="Cascadia Mono"/>
+          <w:color w:val="000000"/>
+          <w:sz w:val="19"/>
+          <w:szCs w:val="19"/>
+          <w:highlight w:val="white"/>
+          <w:lang w:val="en-US"/>
+          <w14:ligatures w14:val="standardContextual"/>
+        </w:rPr>
+        <w:t>totalDijkstraTime</w:t>
+      </w:r>
+      <w:proofErr w:type="spellEnd"/>
+      <w:r>
+        <w:rPr>
+          <w:rFonts w:ascii="Cascadia Mono" w:hAnsi="Cascadia Mono" w:cs="Cascadia Mono"/>
+          <w:color w:val="000000"/>
+          <w:sz w:val="19"/>
+          <w:szCs w:val="19"/>
+          <w:highlight w:val="white"/>
+          <w:lang w:val="en-US"/>
+          <w14:ligatures w14:val="standardContextual"/>
+        </w:rPr>
+        <w:t xml:space="preserve"> = 0;</w:t>
       </w:r>
     </w:p>
     <w:p>
@@ -33424,7 +35217,85 @@
           <w:lang w:val="en-US"/>
           <w14:ligatures w14:val="standardContextual"/>
         </w:rPr>
-        <w:t xml:space="preserve"> i = 0; i &lt; 100000; i++) {</w:t>
+        <w:t xml:space="preserve"> </w:t>
+      </w:r>
+      <w:proofErr w:type="spellStart"/>
+      <w:r>
+        <w:rPr>
+          <w:rFonts w:ascii="Cascadia Mono" w:hAnsi="Cascadia Mono" w:cs="Cascadia Mono"/>
+          <w:color w:val="000000"/>
+          <w:sz w:val="19"/>
+          <w:szCs w:val="19"/>
+          <w:highlight w:val="white"/>
+          <w:lang w:val="en-US"/>
+          <w14:ligatures w14:val="standardContextual"/>
+        </w:rPr>
+        <w:t>i</w:t>
+      </w:r>
+      <w:proofErr w:type="spellEnd"/>
+      <w:r>
+        <w:rPr>
+          <w:rFonts w:ascii="Cascadia Mono" w:hAnsi="Cascadia Mono" w:cs="Cascadia Mono"/>
+          <w:color w:val="000000"/>
+          <w:sz w:val="19"/>
+          <w:szCs w:val="19"/>
+          <w:highlight w:val="white"/>
+          <w:lang w:val="en-US"/>
+          <w14:ligatures w14:val="standardContextual"/>
+        </w:rPr>
+        <w:t xml:space="preserve"> = 0; </w:t>
+      </w:r>
+      <w:proofErr w:type="spellStart"/>
+      <w:r>
+        <w:rPr>
+          <w:rFonts w:ascii="Cascadia Mono" w:hAnsi="Cascadia Mono" w:cs="Cascadia Mono"/>
+          <w:color w:val="000000"/>
+          <w:sz w:val="19"/>
+          <w:szCs w:val="19"/>
+          <w:highlight w:val="white"/>
+          <w:lang w:val="en-US"/>
+          <w14:ligatures w14:val="standardContextual"/>
+        </w:rPr>
+        <w:t>i</w:t>
+      </w:r>
+      <w:proofErr w:type="spellEnd"/>
+      <w:r>
+        <w:rPr>
+          <w:rFonts w:ascii="Cascadia Mono" w:hAnsi="Cascadia Mono" w:cs="Cascadia Mono"/>
+          <w:color w:val="000000"/>
+          <w:sz w:val="19"/>
+          <w:szCs w:val="19"/>
+          <w:highlight w:val="white"/>
+          <w:lang w:val="en-US"/>
+          <w14:ligatures w14:val="standardContextual"/>
+        </w:rPr>
+        <w:t xml:space="preserve"> &lt; 100000; </w:t>
+      </w:r>
+      <w:proofErr w:type="spellStart"/>
+      <w:r>
+        <w:rPr>
+          <w:rFonts w:ascii="Cascadia Mono" w:hAnsi="Cascadia Mono" w:cs="Cascadia Mono"/>
+          <w:color w:val="000000"/>
+          <w:sz w:val="19"/>
+          <w:szCs w:val="19"/>
+          <w:highlight w:val="white"/>
+          <w:lang w:val="en-US"/>
+          <w14:ligatures w14:val="standardContextual"/>
+        </w:rPr>
+        <w:t>i</w:t>
+      </w:r>
+      <w:proofErr w:type="spellEnd"/>
+      <w:r>
+        <w:rPr>
+          <w:rFonts w:ascii="Cascadia Mono" w:hAnsi="Cascadia Mono" w:cs="Cascadia Mono"/>
+          <w:color w:val="000000"/>
+          <w:sz w:val="19"/>
+          <w:szCs w:val="19"/>
+          <w:highlight w:val="white"/>
+          <w:lang w:val="en-US"/>
+          <w14:ligatures w14:val="standardContextual"/>
+        </w:rPr>
+        <w:t>++) {</w:t>
       </w:r>
     </w:p>
     <w:p>
@@ -33525,7 +35396,33 @@
           <w:lang w:val="en-US"/>
           <w14:ligatures w14:val="standardContextual"/>
         </w:rPr>
-        <w:t>&gt;&gt; graph = generateGraph(n);</w:t>
+        <w:t xml:space="preserve">&gt;&gt; graph = </w:t>
+      </w:r>
+      <w:proofErr w:type="spellStart"/>
+      <w:r>
+        <w:rPr>
+          <w:rFonts w:ascii="Cascadia Mono" w:hAnsi="Cascadia Mono" w:cs="Cascadia Mono"/>
+          <w:color w:val="000000"/>
+          <w:sz w:val="19"/>
+          <w:szCs w:val="19"/>
+          <w:highlight w:val="white"/>
+          <w:lang w:val="en-US"/>
+          <w14:ligatures w14:val="standardContextual"/>
+        </w:rPr>
+        <w:t>generateGraph</w:t>
+      </w:r>
+      <w:proofErr w:type="spellEnd"/>
+      <w:r>
+        <w:rPr>
+          <w:rFonts w:ascii="Cascadia Mono" w:hAnsi="Cascadia Mono" w:cs="Cascadia Mono"/>
+          <w:color w:val="000000"/>
+          <w:sz w:val="19"/>
+          <w:szCs w:val="19"/>
+          <w:highlight w:val="white"/>
+          <w:lang w:val="en-US"/>
+          <w14:ligatures w14:val="standardContextual"/>
+        </w:rPr>
+        <w:t>(n);</w:t>
       </w:r>
     </w:p>
     <w:p>
@@ -33717,6 +35614,7 @@
         </w:rPr>
         <w:t xml:space="preserve"> start = </w:t>
       </w:r>
+      <w:proofErr w:type="spellStart"/>
       <w:r>
         <w:rPr>
           <w:rFonts w:ascii="Cascadia Mono" w:hAnsi="Cascadia Mono" w:cs="Cascadia Mono"/>
@@ -33727,19 +35625,46 @@
           <w:lang w:val="en-US"/>
           <w14:ligatures w14:val="standardContextual"/>
         </w:rPr>
-        <w:t>high_resolution_clock</w:t>
-      </w:r>
-      <w:r>
-        <w:rPr>
-          <w:rFonts w:ascii="Cascadia Mono" w:hAnsi="Cascadia Mono" w:cs="Cascadia Mono"/>
-          <w:color w:val="000000"/>
-          <w:sz w:val="19"/>
-          <w:szCs w:val="19"/>
-          <w:highlight w:val="white"/>
-          <w:lang w:val="en-US"/>
-          <w14:ligatures w14:val="standardContextual"/>
-        </w:rPr>
-        <w:t>::now();</w:t>
+        <w:t>high_resolution_</w:t>
+      </w:r>
+      <w:proofErr w:type="gramStart"/>
+      <w:r>
+        <w:rPr>
+          <w:rFonts w:ascii="Cascadia Mono" w:hAnsi="Cascadia Mono" w:cs="Cascadia Mono"/>
+          <w:color w:val="2B91AF"/>
+          <w:sz w:val="19"/>
+          <w:szCs w:val="19"/>
+          <w:highlight w:val="white"/>
+          <w:lang w:val="en-US"/>
+          <w14:ligatures w14:val="standardContextual"/>
+        </w:rPr>
+        <w:t>clock</w:t>
+      </w:r>
+      <w:proofErr w:type="spellEnd"/>
+      <w:r>
+        <w:rPr>
+          <w:rFonts w:ascii="Cascadia Mono" w:hAnsi="Cascadia Mono" w:cs="Cascadia Mono"/>
+          <w:color w:val="000000"/>
+          <w:sz w:val="19"/>
+          <w:szCs w:val="19"/>
+          <w:highlight w:val="white"/>
+          <w:lang w:val="en-US"/>
+          <w14:ligatures w14:val="standardContextual"/>
+        </w:rPr>
+        <w:t>::</w:t>
+      </w:r>
+      <w:proofErr w:type="gramEnd"/>
+      <w:r>
+        <w:rPr>
+          <w:rFonts w:ascii="Cascadia Mono" w:hAnsi="Cascadia Mono" w:cs="Cascadia Mono"/>
+          <w:color w:val="000000"/>
+          <w:sz w:val="19"/>
+          <w:szCs w:val="19"/>
+          <w:highlight w:val="white"/>
+          <w:lang w:val="en-US"/>
+          <w14:ligatures w14:val="standardContextual"/>
+        </w:rPr>
+        <w:t>now();</w:t>
       </w:r>
     </w:p>
     <w:p>
@@ -33768,7 +35693,33 @@
           <w:lang w:val="en-US"/>
           <w14:ligatures w14:val="standardContextual"/>
         </w:rPr>
-        <w:t xml:space="preserve">        floydWarshall(graph);</w:t>
+        <w:t xml:space="preserve">        </w:t>
+      </w:r>
+      <w:proofErr w:type="spellStart"/>
+      <w:r>
+        <w:rPr>
+          <w:rFonts w:ascii="Cascadia Mono" w:hAnsi="Cascadia Mono" w:cs="Cascadia Mono"/>
+          <w:color w:val="000000"/>
+          <w:sz w:val="19"/>
+          <w:szCs w:val="19"/>
+          <w:highlight w:val="white"/>
+          <w:lang w:val="en-US"/>
+          <w14:ligatures w14:val="standardContextual"/>
+        </w:rPr>
+        <w:t>floydWarshall</w:t>
+      </w:r>
+      <w:proofErr w:type="spellEnd"/>
+      <w:r>
+        <w:rPr>
+          <w:rFonts w:ascii="Cascadia Mono" w:hAnsi="Cascadia Mono" w:cs="Cascadia Mono"/>
+          <w:color w:val="000000"/>
+          <w:sz w:val="19"/>
+          <w:szCs w:val="19"/>
+          <w:highlight w:val="white"/>
+          <w:lang w:val="en-US"/>
+          <w14:ligatures w14:val="standardContextual"/>
+        </w:rPr>
+        <w:t>(graph);</w:t>
       </w:r>
     </w:p>
     <w:p>
@@ -33823,6 +35774,7 @@
         </w:rPr>
         <w:t xml:space="preserve"> end = </w:t>
       </w:r>
+      <w:proofErr w:type="spellStart"/>
       <w:r>
         <w:rPr>
           <w:rFonts w:ascii="Cascadia Mono" w:hAnsi="Cascadia Mono" w:cs="Cascadia Mono"/>
@@ -33833,19 +35785,46 @@
           <w:lang w:val="en-US"/>
           <w14:ligatures w14:val="standardContextual"/>
         </w:rPr>
-        <w:t>high_resolution_clock</w:t>
-      </w:r>
-      <w:r>
-        <w:rPr>
-          <w:rFonts w:ascii="Cascadia Mono" w:hAnsi="Cascadia Mono" w:cs="Cascadia Mono"/>
-          <w:color w:val="000000"/>
-          <w:sz w:val="19"/>
-          <w:szCs w:val="19"/>
-          <w:highlight w:val="white"/>
-          <w:lang w:val="en-US"/>
-          <w14:ligatures w14:val="standardContextual"/>
-        </w:rPr>
-        <w:t>::now();</w:t>
+        <w:t>high_resolution_</w:t>
+      </w:r>
+      <w:proofErr w:type="gramStart"/>
+      <w:r>
+        <w:rPr>
+          <w:rFonts w:ascii="Cascadia Mono" w:hAnsi="Cascadia Mono" w:cs="Cascadia Mono"/>
+          <w:color w:val="2B91AF"/>
+          <w:sz w:val="19"/>
+          <w:szCs w:val="19"/>
+          <w:highlight w:val="white"/>
+          <w:lang w:val="en-US"/>
+          <w14:ligatures w14:val="standardContextual"/>
+        </w:rPr>
+        <w:t>clock</w:t>
+      </w:r>
+      <w:proofErr w:type="spellEnd"/>
+      <w:r>
+        <w:rPr>
+          <w:rFonts w:ascii="Cascadia Mono" w:hAnsi="Cascadia Mono" w:cs="Cascadia Mono"/>
+          <w:color w:val="000000"/>
+          <w:sz w:val="19"/>
+          <w:szCs w:val="19"/>
+          <w:highlight w:val="white"/>
+          <w:lang w:val="en-US"/>
+          <w14:ligatures w14:val="standardContextual"/>
+        </w:rPr>
+        <w:t>::</w:t>
+      </w:r>
+      <w:proofErr w:type="gramEnd"/>
+      <w:r>
+        <w:rPr>
+          <w:rFonts w:ascii="Cascadia Mono" w:hAnsi="Cascadia Mono" w:cs="Cascadia Mono"/>
+          <w:color w:val="000000"/>
+          <w:sz w:val="19"/>
+          <w:szCs w:val="19"/>
+          <w:highlight w:val="white"/>
+          <w:lang w:val="en-US"/>
+          <w14:ligatures w14:val="standardContextual"/>
+        </w:rPr>
+        <w:t>now();</w:t>
       </w:r>
     </w:p>
     <w:p>
@@ -33898,7 +35877,33 @@
           <w:lang w:val="en-US"/>
           <w14:ligatures w14:val="standardContextual"/>
         </w:rPr>
-        <w:t xml:space="preserve"> duration = duration_cast&lt;</w:t>
+        <w:t xml:space="preserve"> duration = </w:t>
+      </w:r>
+      <w:proofErr w:type="spellStart"/>
+      <w:r>
+        <w:rPr>
+          <w:rFonts w:ascii="Cascadia Mono" w:hAnsi="Cascadia Mono" w:cs="Cascadia Mono"/>
+          <w:color w:val="000000"/>
+          <w:sz w:val="19"/>
+          <w:szCs w:val="19"/>
+          <w:highlight w:val="white"/>
+          <w:lang w:val="en-US"/>
+          <w14:ligatures w14:val="standardContextual"/>
+        </w:rPr>
+        <w:t>duration_cast</w:t>
+      </w:r>
+      <w:proofErr w:type="spellEnd"/>
+      <w:r>
+        <w:rPr>
+          <w:rFonts w:ascii="Cascadia Mono" w:hAnsi="Cascadia Mono" w:cs="Cascadia Mono"/>
+          <w:color w:val="000000"/>
+          <w:sz w:val="19"/>
+          <w:szCs w:val="19"/>
+          <w:highlight w:val="white"/>
+          <w:lang w:val="en-US"/>
+          <w14:ligatures w14:val="standardContextual"/>
+        </w:rPr>
+        <w:t>&lt;</w:t>
       </w:r>
       <w:r>
         <w:rPr>
@@ -34058,7 +36063,61 @@
           <w:lang w:val="en-US"/>
           <w14:ligatures w14:val="standardContextual"/>
         </w:rPr>
-        <w:t xml:space="preserve">        totalFloydTime += duration.count();</w:t>
+        <w:t xml:space="preserve">        </w:t>
+      </w:r>
+      <w:proofErr w:type="spellStart"/>
+      <w:r>
+        <w:rPr>
+          <w:rFonts w:ascii="Cascadia Mono" w:hAnsi="Cascadia Mono" w:cs="Cascadia Mono"/>
+          <w:color w:val="000000"/>
+          <w:sz w:val="19"/>
+          <w:szCs w:val="19"/>
+          <w:highlight w:val="white"/>
+          <w:lang w:val="en-US"/>
+          <w14:ligatures w14:val="standardContextual"/>
+        </w:rPr>
+        <w:t>totalFloydTime</w:t>
+      </w:r>
+      <w:proofErr w:type="spellEnd"/>
+      <w:r>
+        <w:rPr>
+          <w:rFonts w:ascii="Cascadia Mono" w:hAnsi="Cascadia Mono" w:cs="Cascadia Mono"/>
+          <w:color w:val="000000"/>
+          <w:sz w:val="19"/>
+          <w:szCs w:val="19"/>
+          <w:highlight w:val="white"/>
+          <w:lang w:val="en-US"/>
+          <w14:ligatures w14:val="standardContextual"/>
+        </w:rPr>
+        <w:t xml:space="preserve"> += </w:t>
+      </w:r>
+      <w:proofErr w:type="spellStart"/>
+      <w:proofErr w:type="gramStart"/>
+      <w:r>
+        <w:rPr>
+          <w:rFonts w:ascii="Cascadia Mono" w:hAnsi="Cascadia Mono" w:cs="Cascadia Mono"/>
+          <w:color w:val="000000"/>
+          <w:sz w:val="19"/>
+          <w:szCs w:val="19"/>
+          <w:highlight w:val="white"/>
+          <w:lang w:val="en-US"/>
+          <w14:ligatures w14:val="standardContextual"/>
+        </w:rPr>
+        <w:t>duration.count</w:t>
+      </w:r>
+      <w:proofErr w:type="spellEnd"/>
+      <w:proofErr w:type="gramEnd"/>
+      <w:r>
+        <w:rPr>
+          <w:rFonts w:ascii="Cascadia Mono" w:hAnsi="Cascadia Mono" w:cs="Cascadia Mono"/>
+          <w:color w:val="000000"/>
+          <w:sz w:val="19"/>
+          <w:szCs w:val="19"/>
+          <w:highlight w:val="white"/>
+          <w:lang w:val="en-US"/>
+          <w14:ligatures w14:val="standardContextual"/>
+        </w:rPr>
+        <w:t>();</w:t>
       </w:r>
     </w:p>
     <w:p>
@@ -34099,7 +36158,33 @@
           <w:lang w:val="en-US"/>
           <w14:ligatures w14:val="standardContextual"/>
         </w:rPr>
-        <w:t>//printGraph(graph);</w:t>
+        <w:t>//</w:t>
+      </w:r>
+      <w:proofErr w:type="spellStart"/>
+      <w:r>
+        <w:rPr>
+          <w:rFonts w:ascii="Cascadia Mono" w:hAnsi="Cascadia Mono" w:cs="Cascadia Mono"/>
+          <w:color w:val="008000"/>
+          <w:sz w:val="19"/>
+          <w:szCs w:val="19"/>
+          <w:highlight w:val="white"/>
+          <w:lang w:val="en-US"/>
+          <w14:ligatures w14:val="standardContextual"/>
+        </w:rPr>
+        <w:t>printGraph</w:t>
+      </w:r>
+      <w:proofErr w:type="spellEnd"/>
+      <w:r>
+        <w:rPr>
+          <w:rFonts w:ascii="Cascadia Mono" w:hAnsi="Cascadia Mono" w:cs="Cascadia Mono"/>
+          <w:color w:val="008000"/>
+          <w:sz w:val="19"/>
+          <w:szCs w:val="19"/>
+          <w:highlight w:val="white"/>
+          <w:lang w:val="en-US"/>
+          <w14:ligatures w14:val="standardContextual"/>
+        </w:rPr>
+        <w:t>(graph);</w:t>
       </w:r>
     </w:p>
     <w:p>
@@ -34184,19 +36269,18 @@
         </w:rPr>
         <w:t xml:space="preserve">        </w:t>
       </w:r>
-      <w:proofErr w:type="spellStart"/>
-      <w:r>
-        <w:rPr>
-          <w:rFonts w:ascii="Cascadia Mono" w:hAnsi="Cascadia Mono" w:cs="Cascadia Mono"/>
-          <w:color w:val="000000"/>
-          <w:sz w:val="19"/>
-          <w:szCs w:val="19"/>
-          <w:highlight w:val="white"/>
+      <w:r>
+        <w:rPr>
+          <w:rFonts w:ascii="Cascadia Mono" w:hAnsi="Cascadia Mono" w:cs="Cascadia Mono"/>
+          <w:color w:val="000000"/>
+          <w:sz w:val="19"/>
+          <w:szCs w:val="19"/>
+          <w:highlight w:val="white"/>
+          <w:lang w:val="en-US"/>
           <w14:ligatures w14:val="standardContextual"/>
         </w:rPr>
         <w:t>start</w:t>
       </w:r>
-      <w:proofErr w:type="spellEnd"/>
       <w:r>
         <w:rPr>
           <w:rFonts w:ascii="Cascadia Mono" w:hAnsi="Cascadia Mono" w:cs="Cascadia Mono"/>
@@ -34230,7 +36314,6 @@
         </w:rPr>
         <w:t xml:space="preserve"> </w:t>
       </w:r>
-      <w:proofErr w:type="spellStart"/>
       <w:r>
         <w:rPr>
           <w:rFonts w:ascii="Cascadia Mono" w:hAnsi="Cascadia Mono" w:cs="Cascadia Mono"/>
@@ -34238,9 +36321,44 @@
           <w:sz w:val="19"/>
           <w:szCs w:val="19"/>
           <w:highlight w:val="white"/>
-          <w14:ligatures w14:val="standardContextual"/>
-        </w:rPr>
-        <w:t>high_resolution_</w:t>
+          <w:lang w:val="en-US"/>
+          <w14:ligatures w14:val="standardContextual"/>
+        </w:rPr>
+        <w:t>high</w:t>
+      </w:r>
+      <w:r>
+        <w:rPr>
+          <w:rFonts w:ascii="Cascadia Mono" w:hAnsi="Cascadia Mono" w:cs="Cascadia Mono"/>
+          <w:color w:val="2B91AF"/>
+          <w:sz w:val="19"/>
+          <w:szCs w:val="19"/>
+          <w:highlight w:val="white"/>
+          <w14:ligatures w14:val="standardContextual"/>
+        </w:rPr>
+        <w:t>_</w:t>
+      </w:r>
+      <w:r>
+        <w:rPr>
+          <w:rFonts w:ascii="Cascadia Mono" w:hAnsi="Cascadia Mono" w:cs="Cascadia Mono"/>
+          <w:color w:val="2B91AF"/>
+          <w:sz w:val="19"/>
+          <w:szCs w:val="19"/>
+          <w:highlight w:val="white"/>
+          <w:lang w:val="en-US"/>
+          <w14:ligatures w14:val="standardContextual"/>
+        </w:rPr>
+        <w:t>resolution</w:t>
+      </w:r>
+      <w:r>
+        <w:rPr>
+          <w:rFonts w:ascii="Cascadia Mono" w:hAnsi="Cascadia Mono" w:cs="Cascadia Mono"/>
+          <w:color w:val="2B91AF"/>
+          <w:sz w:val="19"/>
+          <w:szCs w:val="19"/>
+          <w:highlight w:val="white"/>
+          <w14:ligatures w14:val="standardContextual"/>
+        </w:rPr>
+        <w:t>_</w:t>
       </w:r>
       <w:proofErr w:type="gramStart"/>
       <w:r>
@@ -34250,11 +36368,11 @@
           <w:sz w:val="19"/>
           <w:szCs w:val="19"/>
           <w:highlight w:val="white"/>
+          <w:lang w:val="en-US"/>
           <w14:ligatures w14:val="standardContextual"/>
         </w:rPr>
         <w:t>clock</w:t>
       </w:r>
-      <w:proofErr w:type="spellEnd"/>
       <w:r>
         <w:rPr>
           <w:rFonts w:ascii="Cascadia Mono" w:hAnsi="Cascadia Mono" w:cs="Cascadia Mono"/>
@@ -34266,7 +36384,6 @@
         </w:rPr>
         <w:t>::</w:t>
       </w:r>
-      <w:proofErr w:type="spellStart"/>
       <w:proofErr w:type="gramEnd"/>
       <w:r>
         <w:rPr>
@@ -34275,11 +36392,11 @@
           <w:sz w:val="19"/>
           <w:szCs w:val="19"/>
           <w:highlight w:val="white"/>
+          <w:lang w:val="en-US"/>
           <w14:ligatures w14:val="standardContextual"/>
         </w:rPr>
         <w:t>now</w:t>
       </w:r>
-      <w:proofErr w:type="spellEnd"/>
       <w:r>
         <w:rPr>
           <w:rFonts w:ascii="Cascadia Mono" w:hAnsi="Cascadia Mono" w:cs="Cascadia Mono"/>
@@ -34341,7 +36458,73 @@
           <w:lang w:val="en-US"/>
           <w14:ligatures w14:val="standardContextual"/>
         </w:rPr>
-        <w:t xml:space="preserve"> bruteForceResult = bruteForceShortestPath(graph, 0, n - 1);</w:t>
+        <w:t xml:space="preserve"> </w:t>
+      </w:r>
+      <w:proofErr w:type="spellStart"/>
+      <w:r>
+        <w:rPr>
+          <w:rFonts w:ascii="Cascadia Mono" w:hAnsi="Cascadia Mono" w:cs="Cascadia Mono"/>
+          <w:color w:val="000000"/>
+          <w:sz w:val="19"/>
+          <w:szCs w:val="19"/>
+          <w:highlight w:val="white"/>
+          <w:lang w:val="en-US"/>
+          <w14:ligatures w14:val="standardContextual"/>
+        </w:rPr>
+        <w:t>bruteForceResult</w:t>
+      </w:r>
+      <w:proofErr w:type="spellEnd"/>
+      <w:r>
+        <w:rPr>
+          <w:rFonts w:ascii="Cascadia Mono" w:hAnsi="Cascadia Mono" w:cs="Cascadia Mono"/>
+          <w:color w:val="000000"/>
+          <w:sz w:val="19"/>
+          <w:szCs w:val="19"/>
+          <w:highlight w:val="white"/>
+          <w:lang w:val="en-US"/>
+          <w14:ligatures w14:val="standardContextual"/>
+        </w:rPr>
+        <w:t xml:space="preserve"> = </w:t>
+      </w:r>
+      <w:proofErr w:type="spellStart"/>
+      <w:proofErr w:type="gramStart"/>
+      <w:r>
+        <w:rPr>
+          <w:rFonts w:ascii="Cascadia Mono" w:hAnsi="Cascadia Mono" w:cs="Cascadia Mono"/>
+          <w:color w:val="000000"/>
+          <w:sz w:val="19"/>
+          <w:szCs w:val="19"/>
+          <w:highlight w:val="white"/>
+          <w:lang w:val="en-US"/>
+          <w14:ligatures w14:val="standardContextual"/>
+        </w:rPr>
+        <w:t>bruteForceShortestPath</w:t>
+      </w:r>
+      <w:proofErr w:type="spellEnd"/>
+      <w:r>
+        <w:rPr>
+          <w:rFonts w:ascii="Cascadia Mono" w:hAnsi="Cascadia Mono" w:cs="Cascadia Mono"/>
+          <w:color w:val="000000"/>
+          <w:sz w:val="19"/>
+          <w:szCs w:val="19"/>
+          <w:highlight w:val="white"/>
+          <w:lang w:val="en-US"/>
+          <w14:ligatures w14:val="standardContextual"/>
+        </w:rPr>
+        <w:t>(</w:t>
+      </w:r>
+      <w:proofErr w:type="gramEnd"/>
+      <w:r>
+        <w:rPr>
+          <w:rFonts w:ascii="Cascadia Mono" w:hAnsi="Cascadia Mono" w:cs="Cascadia Mono"/>
+          <w:color w:val="000000"/>
+          <w:sz w:val="19"/>
+          <w:szCs w:val="19"/>
+          <w:highlight w:val="white"/>
+          <w:lang w:val="en-US"/>
+          <w14:ligatures w14:val="standardContextual"/>
+        </w:rPr>
+        <w:t>graph, 0, n - 1);</w:t>
       </w:r>
     </w:p>
     <w:p>
@@ -34396,6 +36579,7 @@
         </w:rPr>
         <w:t xml:space="preserve"> </w:t>
       </w:r>
+      <w:proofErr w:type="spellStart"/>
       <w:r>
         <w:rPr>
           <w:rFonts w:ascii="Cascadia Mono" w:hAnsi="Cascadia Mono" w:cs="Cascadia Mono"/>
@@ -34406,19 +36590,46 @@
           <w:lang w:val="en-US"/>
           <w14:ligatures w14:val="standardContextual"/>
         </w:rPr>
-        <w:t>high_resolution_clock</w:t>
-      </w:r>
-      <w:r>
-        <w:rPr>
-          <w:rFonts w:ascii="Cascadia Mono" w:hAnsi="Cascadia Mono" w:cs="Cascadia Mono"/>
-          <w:color w:val="000000"/>
-          <w:sz w:val="19"/>
-          <w:szCs w:val="19"/>
-          <w:highlight w:val="white"/>
-          <w:lang w:val="en-US"/>
-          <w14:ligatures w14:val="standardContextual"/>
-        </w:rPr>
-        <w:t>::now();</w:t>
+        <w:t>high_resolution_</w:t>
+      </w:r>
+      <w:proofErr w:type="gramStart"/>
+      <w:r>
+        <w:rPr>
+          <w:rFonts w:ascii="Cascadia Mono" w:hAnsi="Cascadia Mono" w:cs="Cascadia Mono"/>
+          <w:color w:val="2B91AF"/>
+          <w:sz w:val="19"/>
+          <w:szCs w:val="19"/>
+          <w:highlight w:val="white"/>
+          <w:lang w:val="en-US"/>
+          <w14:ligatures w14:val="standardContextual"/>
+        </w:rPr>
+        <w:t>clock</w:t>
+      </w:r>
+      <w:proofErr w:type="spellEnd"/>
+      <w:r>
+        <w:rPr>
+          <w:rFonts w:ascii="Cascadia Mono" w:hAnsi="Cascadia Mono" w:cs="Cascadia Mono"/>
+          <w:color w:val="000000"/>
+          <w:sz w:val="19"/>
+          <w:szCs w:val="19"/>
+          <w:highlight w:val="white"/>
+          <w:lang w:val="en-US"/>
+          <w14:ligatures w14:val="standardContextual"/>
+        </w:rPr>
+        <w:t>::</w:t>
+      </w:r>
+      <w:proofErr w:type="gramEnd"/>
+      <w:r>
+        <w:rPr>
+          <w:rFonts w:ascii="Cascadia Mono" w:hAnsi="Cascadia Mono" w:cs="Cascadia Mono"/>
+          <w:color w:val="000000"/>
+          <w:sz w:val="19"/>
+          <w:szCs w:val="19"/>
+          <w:highlight w:val="white"/>
+          <w:lang w:val="en-US"/>
+          <w14:ligatures w14:val="standardContextual"/>
+        </w:rPr>
+        <w:t>now();</w:t>
       </w:r>
     </w:p>
     <w:p>
@@ -34471,7 +36682,33 @@
           <w:lang w:val="en-US"/>
           <w14:ligatures w14:val="standardContextual"/>
         </w:rPr>
-        <w:t xml:space="preserve"> duration_cast&lt;</w:t>
+        <w:t xml:space="preserve"> </w:t>
+      </w:r>
+      <w:proofErr w:type="spellStart"/>
+      <w:r>
+        <w:rPr>
+          <w:rFonts w:ascii="Cascadia Mono" w:hAnsi="Cascadia Mono" w:cs="Cascadia Mono"/>
+          <w:color w:val="000000"/>
+          <w:sz w:val="19"/>
+          <w:szCs w:val="19"/>
+          <w:highlight w:val="white"/>
+          <w:lang w:val="en-US"/>
+          <w14:ligatures w14:val="standardContextual"/>
+        </w:rPr>
+        <w:t>duration_cast</w:t>
+      </w:r>
+      <w:proofErr w:type="spellEnd"/>
+      <w:r>
+        <w:rPr>
+          <w:rFonts w:ascii="Cascadia Mono" w:hAnsi="Cascadia Mono" w:cs="Cascadia Mono"/>
+          <w:color w:val="000000"/>
+          <w:sz w:val="19"/>
+          <w:szCs w:val="19"/>
+          <w:highlight w:val="white"/>
+          <w:lang w:val="en-US"/>
+          <w14:ligatures w14:val="standardContextual"/>
+        </w:rPr>
+        <w:t>&lt;</w:t>
       </w:r>
       <w:r>
         <w:rPr>
@@ -34631,7 +36868,61 @@
           <w:lang w:val="en-US"/>
           <w14:ligatures w14:val="standardContextual"/>
         </w:rPr>
-        <w:t xml:space="preserve">        totalBruteForceTime += duration.count();</w:t>
+        <w:t xml:space="preserve">        </w:t>
+      </w:r>
+      <w:proofErr w:type="spellStart"/>
+      <w:r>
+        <w:rPr>
+          <w:rFonts w:ascii="Cascadia Mono" w:hAnsi="Cascadia Mono" w:cs="Cascadia Mono"/>
+          <w:color w:val="000000"/>
+          <w:sz w:val="19"/>
+          <w:szCs w:val="19"/>
+          <w:highlight w:val="white"/>
+          <w:lang w:val="en-US"/>
+          <w14:ligatures w14:val="standardContextual"/>
+        </w:rPr>
+        <w:t>totalBruteForceTime</w:t>
+      </w:r>
+      <w:proofErr w:type="spellEnd"/>
+      <w:r>
+        <w:rPr>
+          <w:rFonts w:ascii="Cascadia Mono" w:hAnsi="Cascadia Mono" w:cs="Cascadia Mono"/>
+          <w:color w:val="000000"/>
+          <w:sz w:val="19"/>
+          <w:szCs w:val="19"/>
+          <w:highlight w:val="white"/>
+          <w:lang w:val="en-US"/>
+          <w14:ligatures w14:val="standardContextual"/>
+        </w:rPr>
+        <w:t xml:space="preserve"> += </w:t>
+      </w:r>
+      <w:proofErr w:type="spellStart"/>
+      <w:proofErr w:type="gramStart"/>
+      <w:r>
+        <w:rPr>
+          <w:rFonts w:ascii="Cascadia Mono" w:hAnsi="Cascadia Mono" w:cs="Cascadia Mono"/>
+          <w:color w:val="000000"/>
+          <w:sz w:val="19"/>
+          <w:szCs w:val="19"/>
+          <w:highlight w:val="white"/>
+          <w:lang w:val="en-US"/>
+          <w14:ligatures w14:val="standardContextual"/>
+        </w:rPr>
+        <w:t>duration.count</w:t>
+      </w:r>
+      <w:proofErr w:type="spellEnd"/>
+      <w:proofErr w:type="gramEnd"/>
+      <w:r>
+        <w:rPr>
+          <w:rFonts w:ascii="Cascadia Mono" w:hAnsi="Cascadia Mono" w:cs="Cascadia Mono"/>
+          <w:color w:val="000000"/>
+          <w:sz w:val="19"/>
+          <w:szCs w:val="19"/>
+          <w:highlight w:val="white"/>
+          <w:lang w:val="en-US"/>
+          <w14:ligatures w14:val="standardContextual"/>
+        </w:rPr>
+        <w:t>();</w:t>
       </w:r>
     </w:p>
     <w:p>
@@ -34849,6 +37140,7 @@
         </w:rPr>
         <w:t xml:space="preserve"> </w:t>
       </w:r>
+      <w:proofErr w:type="spellStart"/>
       <w:r>
         <w:rPr>
           <w:rFonts w:ascii="Cascadia Mono" w:hAnsi="Cascadia Mono" w:cs="Cascadia Mono"/>
@@ -34859,19 +37151,46 @@
           <w:lang w:val="en-US"/>
           <w14:ligatures w14:val="standardContextual"/>
         </w:rPr>
-        <w:t>high_resolution_clock</w:t>
-      </w:r>
-      <w:r>
-        <w:rPr>
-          <w:rFonts w:ascii="Cascadia Mono" w:hAnsi="Cascadia Mono" w:cs="Cascadia Mono"/>
-          <w:color w:val="000000"/>
-          <w:sz w:val="19"/>
-          <w:szCs w:val="19"/>
-          <w:highlight w:val="white"/>
-          <w:lang w:val="en-US"/>
-          <w14:ligatures w14:val="standardContextual"/>
-        </w:rPr>
-        <w:t>::now();</w:t>
+        <w:t>high_resolution_</w:t>
+      </w:r>
+      <w:proofErr w:type="gramStart"/>
+      <w:r>
+        <w:rPr>
+          <w:rFonts w:ascii="Cascadia Mono" w:hAnsi="Cascadia Mono" w:cs="Cascadia Mono"/>
+          <w:color w:val="2B91AF"/>
+          <w:sz w:val="19"/>
+          <w:szCs w:val="19"/>
+          <w:highlight w:val="white"/>
+          <w:lang w:val="en-US"/>
+          <w14:ligatures w14:val="standardContextual"/>
+        </w:rPr>
+        <w:t>clock</w:t>
+      </w:r>
+      <w:proofErr w:type="spellEnd"/>
+      <w:r>
+        <w:rPr>
+          <w:rFonts w:ascii="Cascadia Mono" w:hAnsi="Cascadia Mono" w:cs="Cascadia Mono"/>
+          <w:color w:val="000000"/>
+          <w:sz w:val="19"/>
+          <w:szCs w:val="19"/>
+          <w:highlight w:val="white"/>
+          <w:lang w:val="en-US"/>
+          <w14:ligatures w14:val="standardContextual"/>
+        </w:rPr>
+        <w:t>::</w:t>
+      </w:r>
+      <w:proofErr w:type="gramEnd"/>
+      <w:r>
+        <w:rPr>
+          <w:rFonts w:ascii="Cascadia Mono" w:hAnsi="Cascadia Mono" w:cs="Cascadia Mono"/>
+          <w:color w:val="000000"/>
+          <w:sz w:val="19"/>
+          <w:szCs w:val="19"/>
+          <w:highlight w:val="white"/>
+          <w:lang w:val="en-US"/>
+          <w14:ligatures w14:val="standardContextual"/>
+        </w:rPr>
+        <w:t>now();</w:t>
       </w:r>
     </w:p>
     <w:p>
@@ -34948,7 +37267,33 @@
           <w:lang w:val="en-US"/>
           <w14:ligatures w14:val="standardContextual"/>
         </w:rPr>
-        <w:t>&gt; dist;</w:t>
+        <w:t xml:space="preserve">&gt; </w:t>
+      </w:r>
+      <w:proofErr w:type="spellStart"/>
+      <w:r>
+        <w:rPr>
+          <w:rFonts w:ascii="Cascadia Mono" w:hAnsi="Cascadia Mono" w:cs="Cascadia Mono"/>
+          <w:color w:val="000000"/>
+          <w:sz w:val="19"/>
+          <w:szCs w:val="19"/>
+          <w:highlight w:val="white"/>
+          <w:lang w:val="en-US"/>
+          <w14:ligatures w14:val="standardContextual"/>
+        </w:rPr>
+        <w:t>dist</w:t>
+      </w:r>
+      <w:proofErr w:type="spellEnd"/>
+      <w:r>
+        <w:rPr>
+          <w:rFonts w:ascii="Cascadia Mono" w:hAnsi="Cascadia Mono" w:cs="Cascadia Mono"/>
+          <w:color w:val="000000"/>
+          <w:sz w:val="19"/>
+          <w:szCs w:val="19"/>
+          <w:highlight w:val="white"/>
+          <w:lang w:val="en-US"/>
+          <w14:ligatures w14:val="standardContextual"/>
+        </w:rPr>
+        <w:t>;</w:t>
       </w:r>
     </w:p>
     <w:p>
@@ -34977,7 +37322,73 @@
           <w:lang w:val="en-US"/>
           <w14:ligatures w14:val="standardContextual"/>
         </w:rPr>
-        <w:t xml:space="preserve">        dijkstra(graph, 0, dist);</w:t>
+        <w:t xml:space="preserve">        </w:t>
+      </w:r>
+      <w:proofErr w:type="spellStart"/>
+      <w:proofErr w:type="gramStart"/>
+      <w:r>
+        <w:rPr>
+          <w:rFonts w:ascii="Cascadia Mono" w:hAnsi="Cascadia Mono" w:cs="Cascadia Mono"/>
+          <w:color w:val="000000"/>
+          <w:sz w:val="19"/>
+          <w:szCs w:val="19"/>
+          <w:highlight w:val="white"/>
+          <w:lang w:val="en-US"/>
+          <w14:ligatures w14:val="standardContextual"/>
+        </w:rPr>
+        <w:t>dijkstra</w:t>
+      </w:r>
+      <w:proofErr w:type="spellEnd"/>
+      <w:r>
+        <w:rPr>
+          <w:rFonts w:ascii="Cascadia Mono" w:hAnsi="Cascadia Mono" w:cs="Cascadia Mono"/>
+          <w:color w:val="000000"/>
+          <w:sz w:val="19"/>
+          <w:szCs w:val="19"/>
+          <w:highlight w:val="white"/>
+          <w:lang w:val="en-US"/>
+          <w14:ligatures w14:val="standardContextual"/>
+        </w:rPr>
+        <w:t>(</w:t>
+      </w:r>
+      <w:proofErr w:type="gramEnd"/>
+      <w:r>
+        <w:rPr>
+          <w:rFonts w:ascii="Cascadia Mono" w:hAnsi="Cascadia Mono" w:cs="Cascadia Mono"/>
+          <w:color w:val="000000"/>
+          <w:sz w:val="19"/>
+          <w:szCs w:val="19"/>
+          <w:highlight w:val="white"/>
+          <w:lang w:val="en-US"/>
+          <w14:ligatures w14:val="standardContextual"/>
+        </w:rPr>
+        <w:t xml:space="preserve">graph, 0, </w:t>
+      </w:r>
+      <w:proofErr w:type="spellStart"/>
+      <w:r>
+        <w:rPr>
+          <w:rFonts w:ascii="Cascadia Mono" w:hAnsi="Cascadia Mono" w:cs="Cascadia Mono"/>
+          <w:color w:val="000000"/>
+          <w:sz w:val="19"/>
+          <w:szCs w:val="19"/>
+          <w:highlight w:val="white"/>
+          <w:lang w:val="en-US"/>
+          <w14:ligatures w14:val="standardContextual"/>
+        </w:rPr>
+        <w:t>dist</w:t>
+      </w:r>
+      <w:proofErr w:type="spellEnd"/>
+      <w:r>
+        <w:rPr>
+          <w:rFonts w:ascii="Cascadia Mono" w:hAnsi="Cascadia Mono" w:cs="Cascadia Mono"/>
+          <w:color w:val="000000"/>
+          <w:sz w:val="19"/>
+          <w:szCs w:val="19"/>
+          <w:highlight w:val="white"/>
+          <w:lang w:val="en-US"/>
+          <w14:ligatures w14:val="standardContextual"/>
+        </w:rPr>
+        <w:t>);</w:t>
       </w:r>
     </w:p>
     <w:p>
@@ -35032,6 +37443,7 @@
         </w:rPr>
         <w:t xml:space="preserve"> </w:t>
       </w:r>
+      <w:proofErr w:type="spellStart"/>
       <w:r>
         <w:rPr>
           <w:rFonts w:ascii="Cascadia Mono" w:hAnsi="Cascadia Mono" w:cs="Cascadia Mono"/>
@@ -35042,19 +37454,46 @@
           <w:lang w:val="en-US"/>
           <w14:ligatures w14:val="standardContextual"/>
         </w:rPr>
-        <w:t>high_resolution_clock</w:t>
-      </w:r>
-      <w:r>
-        <w:rPr>
-          <w:rFonts w:ascii="Cascadia Mono" w:hAnsi="Cascadia Mono" w:cs="Cascadia Mono"/>
-          <w:color w:val="000000"/>
-          <w:sz w:val="19"/>
-          <w:szCs w:val="19"/>
-          <w:highlight w:val="white"/>
-          <w:lang w:val="en-US"/>
-          <w14:ligatures w14:val="standardContextual"/>
-        </w:rPr>
-        <w:t>::now();</w:t>
+        <w:t>high_resolution_</w:t>
+      </w:r>
+      <w:proofErr w:type="gramStart"/>
+      <w:r>
+        <w:rPr>
+          <w:rFonts w:ascii="Cascadia Mono" w:hAnsi="Cascadia Mono" w:cs="Cascadia Mono"/>
+          <w:color w:val="2B91AF"/>
+          <w:sz w:val="19"/>
+          <w:szCs w:val="19"/>
+          <w:highlight w:val="white"/>
+          <w:lang w:val="en-US"/>
+          <w14:ligatures w14:val="standardContextual"/>
+        </w:rPr>
+        <w:t>clock</w:t>
+      </w:r>
+      <w:proofErr w:type="spellEnd"/>
+      <w:r>
+        <w:rPr>
+          <w:rFonts w:ascii="Cascadia Mono" w:hAnsi="Cascadia Mono" w:cs="Cascadia Mono"/>
+          <w:color w:val="000000"/>
+          <w:sz w:val="19"/>
+          <w:szCs w:val="19"/>
+          <w:highlight w:val="white"/>
+          <w:lang w:val="en-US"/>
+          <w14:ligatures w14:val="standardContextual"/>
+        </w:rPr>
+        <w:t>::</w:t>
+      </w:r>
+      <w:proofErr w:type="gramEnd"/>
+      <w:r>
+        <w:rPr>
+          <w:rFonts w:ascii="Cascadia Mono" w:hAnsi="Cascadia Mono" w:cs="Cascadia Mono"/>
+          <w:color w:val="000000"/>
+          <w:sz w:val="19"/>
+          <w:szCs w:val="19"/>
+          <w:highlight w:val="white"/>
+          <w:lang w:val="en-US"/>
+          <w14:ligatures w14:val="standardContextual"/>
+        </w:rPr>
+        <w:t>now();</w:t>
       </w:r>
     </w:p>
     <w:p>
@@ -35107,7 +37546,33 @@
           <w:lang w:val="en-US"/>
           <w14:ligatures w14:val="standardContextual"/>
         </w:rPr>
-        <w:t xml:space="preserve"> duration_cast&lt;</w:t>
+        <w:t xml:space="preserve"> </w:t>
+      </w:r>
+      <w:proofErr w:type="spellStart"/>
+      <w:r>
+        <w:rPr>
+          <w:rFonts w:ascii="Cascadia Mono" w:hAnsi="Cascadia Mono" w:cs="Cascadia Mono"/>
+          <w:color w:val="000000"/>
+          <w:sz w:val="19"/>
+          <w:szCs w:val="19"/>
+          <w:highlight w:val="white"/>
+          <w:lang w:val="en-US"/>
+          <w14:ligatures w14:val="standardContextual"/>
+        </w:rPr>
+        <w:t>duration_cast</w:t>
+      </w:r>
+      <w:proofErr w:type="spellEnd"/>
+      <w:r>
+        <w:rPr>
+          <w:rFonts w:ascii="Cascadia Mono" w:hAnsi="Cascadia Mono" w:cs="Cascadia Mono"/>
+          <w:color w:val="000000"/>
+          <w:sz w:val="19"/>
+          <w:szCs w:val="19"/>
+          <w:highlight w:val="white"/>
+          <w:lang w:val="en-US"/>
+          <w14:ligatures w14:val="standardContextual"/>
+        </w:rPr>
+        <w:t>&lt;</w:t>
       </w:r>
       <w:r>
         <w:rPr>
@@ -35636,6 +38101,7 @@
         </w:rPr>
         <w:t xml:space="preserve"> </w:t>
       </w:r>
+      <w:proofErr w:type="spellStart"/>
       <w:proofErr w:type="gramStart"/>
       <w:r>
         <w:rPr>
@@ -35647,7 +38113,20 @@
           <w:lang w:val="en-US"/>
           <w14:ligatures w14:val="standardContextual"/>
         </w:rPr>
-        <w:t>setprecision(</w:t>
+        <w:t>setprecision</w:t>
+      </w:r>
+      <w:proofErr w:type="spellEnd"/>
+      <w:r>
+        <w:rPr>
+          <w:rFonts w:ascii="Cascadia Mono" w:hAnsi="Cascadia Mono" w:cs="Cascadia Mono"/>
+          <w:color w:val="000000"/>
+          <w:sz w:val="19"/>
+          <w:szCs w:val="19"/>
+          <w:highlight w:val="white"/>
+          <w:lang w:val="en-US"/>
+          <w14:ligatures w14:val="standardContextual"/>
+        </w:rPr>
+        <w:t>(</w:t>
       </w:r>
       <w:proofErr w:type="gramEnd"/>
       <w:r>
@@ -35684,7 +38163,33 @@
           <w:lang w:val="en-US"/>
           <w14:ligatures w14:val="standardContextual"/>
         </w:rPr>
-        <w:t xml:space="preserve"> (totalFloydTime * 1e-9) / 100000 </w:t>
+        <w:t xml:space="preserve"> (</w:t>
+      </w:r>
+      <w:proofErr w:type="spellStart"/>
+      <w:r>
+        <w:rPr>
+          <w:rFonts w:ascii="Cascadia Mono" w:hAnsi="Cascadia Mono" w:cs="Cascadia Mono"/>
+          <w:color w:val="000000"/>
+          <w:sz w:val="19"/>
+          <w:szCs w:val="19"/>
+          <w:highlight w:val="white"/>
+          <w:lang w:val="en-US"/>
+          <w14:ligatures w14:val="standardContextual"/>
+        </w:rPr>
+        <w:t>totalFloydTime</w:t>
+      </w:r>
+      <w:proofErr w:type="spellEnd"/>
+      <w:r>
+        <w:rPr>
+          <w:rFonts w:ascii="Cascadia Mono" w:hAnsi="Cascadia Mono" w:cs="Cascadia Mono"/>
+          <w:color w:val="000000"/>
+          <w:sz w:val="19"/>
+          <w:szCs w:val="19"/>
+          <w:highlight w:val="white"/>
+          <w:lang w:val="en-US"/>
+          <w14:ligatures w14:val="standardContextual"/>
+        </w:rPr>
+        <w:t xml:space="preserve"> * 1e-9) / 100000 </w:t>
       </w:r>
       <w:r>
         <w:rPr>
@@ -35948,6 +38453,7 @@
         </w:rPr>
         <w:t xml:space="preserve"> </w:t>
       </w:r>
+      <w:proofErr w:type="spellStart"/>
       <w:proofErr w:type="gramStart"/>
       <w:r>
         <w:rPr>
@@ -35959,7 +38465,20 @@
           <w:lang w:val="en-US"/>
           <w14:ligatures w14:val="standardContextual"/>
         </w:rPr>
-        <w:t>setprecision(</w:t>
+        <w:t>setprecision</w:t>
+      </w:r>
+      <w:proofErr w:type="spellEnd"/>
+      <w:r>
+        <w:rPr>
+          <w:rFonts w:ascii="Cascadia Mono" w:hAnsi="Cascadia Mono" w:cs="Cascadia Mono"/>
+          <w:color w:val="000000"/>
+          <w:sz w:val="19"/>
+          <w:szCs w:val="19"/>
+          <w:highlight w:val="white"/>
+          <w:lang w:val="en-US"/>
+          <w14:ligatures w14:val="standardContextual"/>
+        </w:rPr>
+        <w:t>(</w:t>
       </w:r>
       <w:proofErr w:type="gramEnd"/>
       <w:r>
@@ -35996,7 +38515,33 @@
           <w:lang w:val="en-US"/>
           <w14:ligatures w14:val="standardContextual"/>
         </w:rPr>
-        <w:t xml:space="preserve"> (totalBruteForceTime * 1e-9) / 100000 </w:t>
+        <w:t xml:space="preserve"> (</w:t>
+      </w:r>
+      <w:proofErr w:type="spellStart"/>
+      <w:r>
+        <w:rPr>
+          <w:rFonts w:ascii="Cascadia Mono" w:hAnsi="Cascadia Mono" w:cs="Cascadia Mono"/>
+          <w:color w:val="000000"/>
+          <w:sz w:val="19"/>
+          <w:szCs w:val="19"/>
+          <w:highlight w:val="white"/>
+          <w:lang w:val="en-US"/>
+          <w14:ligatures w14:val="standardContextual"/>
+        </w:rPr>
+        <w:t>totalBruteForceTime</w:t>
+      </w:r>
+      <w:proofErr w:type="spellEnd"/>
+      <w:r>
+        <w:rPr>
+          <w:rFonts w:ascii="Cascadia Mono" w:hAnsi="Cascadia Mono" w:cs="Cascadia Mono"/>
+          <w:color w:val="000000"/>
+          <w:sz w:val="19"/>
+          <w:szCs w:val="19"/>
+          <w:highlight w:val="white"/>
+          <w:lang w:val="en-US"/>
+          <w14:ligatures w14:val="standardContextual"/>
+        </w:rPr>
+        <w:t xml:space="preserve"> * 1e-9) / 100000 </w:t>
       </w:r>
       <w:r>
         <w:rPr>
@@ -36284,6 +38829,7 @@
         </w:rPr>
         <w:t xml:space="preserve"> </w:t>
       </w:r>
+      <w:proofErr w:type="spellStart"/>
       <w:proofErr w:type="gramStart"/>
       <w:r>
         <w:rPr>
@@ -36295,7 +38841,20 @@
           <w:lang w:val="en-US"/>
           <w14:ligatures w14:val="standardContextual"/>
         </w:rPr>
-        <w:t>setprecision(</w:t>
+        <w:t>setprecision</w:t>
+      </w:r>
+      <w:proofErr w:type="spellEnd"/>
+      <w:r>
+        <w:rPr>
+          <w:rFonts w:ascii="Cascadia Mono" w:hAnsi="Cascadia Mono" w:cs="Cascadia Mono"/>
+          <w:color w:val="000000"/>
+          <w:sz w:val="19"/>
+          <w:szCs w:val="19"/>
+          <w:highlight w:val="white"/>
+          <w:lang w:val="en-US"/>
+          <w14:ligatures w14:val="standardContextual"/>
+        </w:rPr>
+        <w:t>(</w:t>
       </w:r>
       <w:proofErr w:type="gramEnd"/>
       <w:r>
@@ -36332,7 +38891,33 @@
           <w:lang w:val="en-US"/>
           <w14:ligatures w14:val="standardContextual"/>
         </w:rPr>
-        <w:t xml:space="preserve"> (totalDijkstraTime * 1e-9) / 100000 </w:t>
+        <w:t xml:space="preserve"> (</w:t>
+      </w:r>
+      <w:proofErr w:type="spellStart"/>
+      <w:r>
+        <w:rPr>
+          <w:rFonts w:ascii="Cascadia Mono" w:hAnsi="Cascadia Mono" w:cs="Cascadia Mono"/>
+          <w:color w:val="000000"/>
+          <w:sz w:val="19"/>
+          <w:szCs w:val="19"/>
+          <w:highlight w:val="white"/>
+          <w:lang w:val="en-US"/>
+          <w14:ligatures w14:val="standardContextual"/>
+        </w:rPr>
+        <w:t>totalDijkstraTime</w:t>
+      </w:r>
+      <w:proofErr w:type="spellEnd"/>
+      <w:r>
+        <w:rPr>
+          <w:rFonts w:ascii="Cascadia Mono" w:hAnsi="Cascadia Mono" w:cs="Cascadia Mono"/>
+          <w:color w:val="000000"/>
+          <w:sz w:val="19"/>
+          <w:szCs w:val="19"/>
+          <w:highlight w:val="white"/>
+          <w:lang w:val="en-US"/>
+          <w14:ligatures w14:val="standardContextual"/>
+        </w:rPr>
+        <w:t xml:space="preserve"> * 1e-9) / 100000 </w:t>
       </w:r>
       <w:r>
         <w:rPr>
@@ -36529,8 +39114,8 @@
       </w:pPr>
     </w:p>
     <w:sectPr>
-      <w:footerReference w:type="default" r:id="rId28"/>
-      <w:footerReference w:type="first" r:id="rId29"/>
+      <w:footerReference w:type="default" r:id="rId29"/>
+      <w:footerReference w:type="first" r:id="rId30"/>
       <w:pgSz w:w="11906" w:h="16838" w:code="9"/>
       <w:pgMar w:top="1134" w:right="850" w:bottom="1134" w:left="1701" w:header="709" w:footer="709" w:gutter="0"/>
       <w:cols w:space="708"/>
